--- a/LEMBAR_SPPD.docx
+++ b/LEMBAR_SPPD.docx
@@ -336,7 +336,7 @@
           </w:tcPr>
           <w:p>
             <w:pPr>
-              <w:spacing w:line="240" w:lineRule="auto"/>
+              <w:spacing w:line="360" w:lineRule="auto"/>
               <w:jc w:val="left"/>
               <w:rPr>
                 <w:sz w:val="20"/>
@@ -361,7 +361,7 @@
           </w:tcPr>
           <w:p>
             <w:pPr>
-              <w:spacing w:line="240" w:lineRule="auto"/>
+              <w:spacing w:line="360" w:lineRule="auto"/>
               <w:jc w:val="left"/>
               <w:rPr>
                 <w:sz w:val="20"/>
@@ -386,7 +386,7 @@
           </w:tcPr>
           <w:p>
             <w:pPr>
-              <w:spacing w:line="240" w:lineRule="auto"/>
+              <w:spacing w:line="360" w:lineRule="auto"/>
               <w:jc w:val="left"/>
               <w:rPr>
                 <w:sz w:val="20"/>
@@ -413,7 +413,7 @@
           </w:tcPr>
           <w:p>
             <w:pPr>
-              <w:spacing w:line="240" w:lineRule="auto"/>
+              <w:spacing w:line="360" w:lineRule="auto"/>
               <w:jc w:val="left"/>
               <w:rPr>
                 <w:sz w:val="20"/>
@@ -438,7 +438,7 @@
           </w:tcPr>
           <w:p>
             <w:pPr>
-              <w:spacing w:line="240" w:lineRule="auto"/>
+              <w:spacing w:line="360" w:lineRule="auto"/>
               <w:jc w:val="left"/>
               <w:rPr>
                 <w:sz w:val="20"/>
@@ -457,7 +457,7 @@
           </w:p>
           <w:p>
             <w:pPr>
-              <w:spacing w:line="240" w:lineRule="auto"/>
+              <w:spacing w:line="360" w:lineRule="auto"/>
               <w:jc w:val="left"/>
               <w:rPr>
                 <w:sz w:val="20"/>
@@ -482,7 +482,7 @@
           </w:tcPr>
           <w:p>
             <w:pPr>
-              <w:spacing w:line="240" w:lineRule="auto"/>
+              <w:spacing w:line="360" w:lineRule="auto"/>
               <w:jc w:val="left"/>
               <w:rPr>
                 <w:sz w:val="20"/>
@@ -501,7 +501,7 @@
           </w:p>
           <w:p>
             <w:pPr>
-              <w:spacing w:line="240" w:lineRule="auto"/>
+              <w:spacing w:line="360" w:lineRule="auto"/>
               <w:jc w:val="left"/>
               <w:rPr>
                 <w:sz w:val="20"/>
@@ -528,7 +528,7 @@
           </w:tcPr>
           <w:p>
             <w:pPr>
-              <w:spacing w:line="240" w:lineRule="auto"/>
+              <w:spacing w:line="360" w:lineRule="auto"/>
               <w:jc w:val="left"/>
               <w:rPr>
                 <w:sz w:val="20"/>
@@ -558,7 +558,7 @@
                 <w:ilvl w:val="0"/>
                 <w:numId w:val="1"/>
               </w:numPr>
-              <w:spacing w:line="240" w:lineRule="auto"/>
+              <w:spacing w:line="360" w:lineRule="auto"/>
               <w:jc w:val="left"/>
               <w:rPr>
                 <w:sz w:val="20"/>
@@ -582,7 +582,7 @@
                 <w:ilvl w:val="0"/>
                 <w:numId w:val="1"/>
               </w:numPr>
-              <w:spacing w:line="240" w:lineRule="auto"/>
+              <w:spacing w:line="360" w:lineRule="auto"/>
               <w:jc w:val="left"/>
               <w:rPr>
                 <w:sz w:val="20"/>
@@ -606,7 +606,7 @@
                 <w:ilvl w:val="0"/>
                 <w:numId w:val="1"/>
               </w:numPr>
-              <w:spacing w:line="240" w:lineRule="auto"/>
+              <w:spacing w:line="360" w:lineRule="auto"/>
               <w:jc w:val="left"/>
               <w:rPr>
                 <w:sz w:val="20"/>
@@ -636,7 +636,7 @@
                 <w:ilvl w:val="0"/>
                 <w:numId w:val="2"/>
               </w:numPr>
-              <w:spacing w:line="240" w:lineRule="auto"/>
+              <w:spacing w:line="360" w:lineRule="auto"/>
               <w:jc w:val="left"/>
               <w:rPr>
                 <w:sz w:val="20"/>
@@ -676,7 +676,7 @@
                 <w:ilvl w:val="0"/>
                 <w:numId w:val="2"/>
               </w:numPr>
-              <w:spacing w:line="240" w:lineRule="auto"/>
+              <w:spacing w:line="360" w:lineRule="auto"/>
               <w:jc w:val="left"/>
               <w:rPr>
                 <w:sz w:val="20"/>
@@ -716,7 +716,7 @@
                 <w:ilvl w:val="0"/>
                 <w:numId w:val="2"/>
               </w:numPr>
-              <w:spacing w:line="240" w:lineRule="auto"/>
+              <w:spacing w:line="360" w:lineRule="auto"/>
               <w:jc w:val="left"/>
               <w:rPr>
                 <w:sz w:val="20"/>
@@ -758,7 +758,7 @@
           </w:tcPr>
           <w:p>
             <w:pPr>
-              <w:spacing w:line="240" w:lineRule="auto"/>
+              <w:spacing w:line="360" w:lineRule="auto"/>
               <w:jc w:val="left"/>
               <w:rPr>
                 <w:sz w:val="20"/>
@@ -783,7 +783,7 @@
           </w:tcPr>
           <w:p>
             <w:pPr>
-              <w:spacing w:line="240" w:lineRule="auto"/>
+              <w:spacing w:line="360" w:lineRule="auto"/>
               <w:jc w:val="left"/>
               <w:rPr>
                 <w:sz w:val="20"/>
@@ -808,7 +808,7 @@
           </w:tcPr>
           <w:p>
             <w:pPr>
-              <w:spacing w:line="240" w:lineRule="auto"/>
+              <w:spacing w:line="360" w:lineRule="auto"/>
               <w:jc w:val="left"/>
               <w:rPr>
                 <w:sz w:val="20"/>
@@ -895,6 +895,13 @@
                 <w:szCs w:val="20"/>
               </w:rPr>
               <w:t>}, {assignments - location}</w:t>
+            </w:r>
+            <w:r>
+              <w:rPr>
+                <w:sz w:val="20"/>
+                <w:szCs w:val="20"/>
+              </w:rPr>
+              <w:t>.</w:t>
             </w:r>
           </w:p>
         </w:tc>
@@ -907,7 +914,7 @@
           </w:tcPr>
           <w:p>
             <w:pPr>
-              <w:spacing w:line="240" w:lineRule="auto"/>
+              <w:spacing w:line="360" w:lineRule="auto"/>
               <w:jc w:val="left"/>
               <w:rPr>
                 <w:sz w:val="20"/>
@@ -932,7 +939,7 @@
           </w:tcPr>
           <w:p>
             <w:pPr>
-              <w:spacing w:line="240" w:lineRule="auto"/>
+              <w:spacing w:line="360" w:lineRule="auto"/>
               <w:jc w:val="left"/>
               <w:rPr>
                 <w:sz w:val="20"/>
@@ -957,7 +964,7 @@
           </w:tcPr>
           <w:p>
             <w:pPr>
-              <w:spacing w:line="240" w:lineRule="auto"/>
+              <w:spacing w:line="360" w:lineRule="auto"/>
               <w:jc w:val="left"/>
               <w:rPr>
                 <w:sz w:val="20"/>
@@ -983,7 +990,7 @@
           </w:tcPr>
           <w:p>
             <w:pPr>
-              <w:spacing w:line="240" w:lineRule="auto"/>
+              <w:spacing w:line="360" w:lineRule="auto"/>
               <w:jc w:val="left"/>
               <w:rPr>
                 <w:sz w:val="20"/>
@@ -1013,7 +1020,7 @@
                 <w:ilvl w:val="0"/>
                 <w:numId w:val="3"/>
               </w:numPr>
-              <w:spacing w:line="240" w:lineRule="auto"/>
+              <w:spacing w:line="360" w:lineRule="auto"/>
               <w:jc w:val="left"/>
               <w:rPr>
                 <w:sz w:val="20"/>
@@ -1037,7 +1044,7 @@
                 <w:ilvl w:val="0"/>
                 <w:numId w:val="3"/>
               </w:numPr>
-              <w:spacing w:line="240" w:lineRule="auto"/>
+              <w:spacing w:line="360" w:lineRule="auto"/>
               <w:jc w:val="left"/>
               <w:rPr>
                 <w:sz w:val="20"/>
@@ -1067,7 +1074,7 @@
                 <w:ilvl w:val="0"/>
                 <w:numId w:val="4"/>
               </w:numPr>
-              <w:spacing w:line="240" w:lineRule="auto"/>
+              <w:spacing w:line="360" w:lineRule="auto"/>
               <w:jc w:val="left"/>
               <w:rPr>
                 <w:sz w:val="20"/>
@@ -1091,7 +1098,7 @@
                 <w:ilvl w:val="0"/>
                 <w:numId w:val="4"/>
               </w:numPr>
-              <w:spacing w:line="240" w:lineRule="auto"/>
+              <w:spacing w:line="360" w:lineRule="auto"/>
               <w:jc w:val="left"/>
               <w:rPr>
                 <w:sz w:val="20"/>
@@ -1118,7 +1125,7 @@
           </w:tcPr>
           <w:p>
             <w:pPr>
-              <w:spacing w:line="240" w:lineRule="auto"/>
+              <w:spacing w:line="360" w:lineRule="auto"/>
               <w:jc w:val="left"/>
               <w:rPr>
                 <w:sz w:val="20"/>
@@ -1148,7 +1155,7 @@
                 <w:ilvl w:val="0"/>
                 <w:numId w:val="5"/>
               </w:numPr>
-              <w:spacing w:line="240" w:lineRule="auto"/>
+              <w:spacing w:line="360" w:lineRule="auto"/>
               <w:jc w:val="left"/>
               <w:rPr>
                 <w:sz w:val="20"/>
@@ -1172,7 +1179,7 @@
                 <w:ilvl w:val="0"/>
                 <w:numId w:val="5"/>
               </w:numPr>
-              <w:spacing w:line="240" w:lineRule="auto"/>
+              <w:spacing w:line="360" w:lineRule="auto"/>
               <w:jc w:val="left"/>
               <w:rPr>
                 <w:sz w:val="20"/>
@@ -1196,7 +1203,7 @@
                 <w:ilvl w:val="0"/>
                 <w:numId w:val="5"/>
               </w:numPr>
-              <w:spacing w:line="240" w:lineRule="auto"/>
+              <w:spacing w:line="360" w:lineRule="auto"/>
               <w:jc w:val="left"/>
               <w:rPr>
                 <w:sz w:val="20"/>
@@ -1226,7 +1233,7 @@
                 <w:ilvl w:val="0"/>
                 <w:numId w:val="9"/>
               </w:numPr>
-              <w:spacing w:line="240" w:lineRule="auto"/>
+              <w:spacing w:line="360" w:lineRule="auto"/>
               <w:jc w:val="left"/>
               <w:rPr>
                 <w:sz w:val="20"/>
@@ -1264,7 +1271,7 @@
                 <w:ilvl w:val="0"/>
                 <w:numId w:val="9"/>
               </w:numPr>
-              <w:spacing w:line="240" w:lineRule="auto"/>
+              <w:spacing w:line="360" w:lineRule="auto"/>
               <w:jc w:val="left"/>
               <w:rPr>
                 <w:sz w:val="20"/>
@@ -1302,7 +1309,7 @@
                 <w:ilvl w:val="0"/>
                 <w:numId w:val="9"/>
               </w:numPr>
-              <w:spacing w:line="240" w:lineRule="auto"/>
+              <w:spacing w:line="360" w:lineRule="auto"/>
               <w:jc w:val="left"/>
               <w:rPr>
                 <w:sz w:val="20"/>
@@ -1322,7 +1329,15 @@
                 <w:sz w:val="20"/>
                 <w:szCs w:val="20"/>
               </w:rPr>
-              <w:t>return_date</w:t>
+              <w:t>boarding_</w:t>
+            </w:r>
+            <w:proofErr w:type="gramStart"/>
+            <w:r>
+              <w:rPr>
+                <w:sz w:val="20"/>
+                <w:szCs w:val="20"/>
+              </w:rPr>
+              <w:t>date</w:t>
             </w:r>
             <w:proofErr w:type="spellEnd"/>
             <w:r>
@@ -1331,6 +1346,44 @@
                 <w:szCs w:val="20"/>
               </w:rPr>
               <w:t>}</w:t>
+            </w:r>
+            <w:r>
+              <w:rPr>
+                <w:sz w:val="20"/>
+                <w:szCs w:val="20"/>
+              </w:rPr>
+              <w:t>+</w:t>
+            </w:r>
+            <w:proofErr w:type="gramEnd"/>
+            <w:r>
+              <w:rPr>
+                <w:sz w:val="20"/>
+                <w:szCs w:val="20"/>
+              </w:rPr>
+              <w:t xml:space="preserve">{assignments – </w:t>
+            </w:r>
+            <w:proofErr w:type="spellStart"/>
+            <w:r>
+              <w:rPr>
+                <w:sz w:val="20"/>
+                <w:szCs w:val="20"/>
+              </w:rPr>
+              <w:t>day_count</w:t>
+            </w:r>
+            <w:proofErr w:type="spellEnd"/>
+            <w:r>
+              <w:rPr>
+                <w:sz w:val="20"/>
+                <w:szCs w:val="20"/>
+              </w:rPr>
+              <w:t>}</w:t>
+            </w:r>
+            <w:r>
+              <w:rPr>
+                <w:sz w:val="20"/>
+                <w:szCs w:val="20"/>
+              </w:rPr>
+              <w:t>-1</w:t>
             </w:r>
           </w:p>
         </w:tc>
@@ -1343,7 +1396,7 @@
           </w:tcPr>
           <w:p>
             <w:pPr>
-              <w:spacing w:line="240" w:lineRule="auto"/>
+              <w:spacing w:line="360" w:lineRule="auto"/>
               <w:jc w:val="left"/>
               <w:rPr>
                 <w:sz w:val="20"/>
@@ -1368,7 +1421,7 @@
           </w:tcPr>
           <w:p>
             <w:pPr>
-              <w:spacing w:line="240" w:lineRule="auto"/>
+              <w:spacing w:line="360" w:lineRule="auto"/>
               <w:jc w:val="left"/>
               <w:rPr>
                 <w:sz w:val="20"/>
@@ -1387,7 +1440,7 @@
           </w:p>
           <w:p>
             <w:pPr>
-              <w:spacing w:line="240" w:lineRule="auto"/>
+              <w:spacing w:line="360" w:lineRule="auto"/>
               <w:jc w:val="left"/>
               <w:rPr>
                 <w:sz w:val="20"/>
@@ -1404,7 +1457,7 @@
           </w:tcPr>
           <w:p>
             <w:pPr>
-              <w:spacing w:line="240" w:lineRule="auto"/>
+              <w:spacing w:line="360" w:lineRule="auto"/>
               <w:jc w:val="left"/>
               <w:rPr>
                 <w:sz w:val="20"/>
@@ -1426,7 +1479,7 @@
           </w:tcPr>
           <w:p>
             <w:pPr>
-              <w:spacing w:line="240" w:lineRule="auto"/>
+              <w:spacing w:line="360" w:lineRule="auto"/>
               <w:jc w:val="left"/>
               <w:rPr>
                 <w:sz w:val="20"/>
@@ -1451,7 +1504,7 @@
           </w:tcPr>
           <w:p>
             <w:pPr>
-              <w:spacing w:line="240" w:lineRule="auto"/>
+              <w:spacing w:line="360" w:lineRule="auto"/>
               <w:jc w:val="left"/>
               <w:rPr>
                 <w:sz w:val="20"/>
@@ -1475,7 +1528,7 @@
                 <w:ilvl w:val="0"/>
                 <w:numId w:val="7"/>
               </w:numPr>
-              <w:spacing w:line="240" w:lineRule="auto"/>
+              <w:spacing w:line="360" w:lineRule="auto"/>
               <w:jc w:val="left"/>
               <w:rPr>
                 <w:sz w:val="20"/>
@@ -1499,7 +1552,7 @@
                 <w:ilvl w:val="0"/>
                 <w:numId w:val="7"/>
               </w:numPr>
-              <w:spacing w:line="240" w:lineRule="auto"/>
+              <w:spacing w:line="360" w:lineRule="auto"/>
               <w:jc w:val="left"/>
               <w:rPr>
                 <w:sz w:val="20"/>
@@ -1529,7 +1582,7 @@
                 <w:ilvl w:val="0"/>
                 <w:numId w:val="8"/>
               </w:numPr>
-              <w:spacing w:line="240" w:lineRule="auto"/>
+              <w:spacing w:line="360" w:lineRule="auto"/>
               <w:jc w:val="left"/>
               <w:rPr>
                 <w:sz w:val="20"/>
@@ -1569,7 +1622,7 @@
                 <w:ilvl w:val="0"/>
                 <w:numId w:val="8"/>
               </w:numPr>
-              <w:spacing w:line="240" w:lineRule="auto"/>
+              <w:spacing w:line="360" w:lineRule="auto"/>
               <w:jc w:val="left"/>
               <w:rPr>
                 <w:sz w:val="20"/>
@@ -1596,7 +1649,7 @@
           </w:tcPr>
           <w:p>
             <w:pPr>
-              <w:spacing w:line="240" w:lineRule="auto"/>
+              <w:spacing w:line="360" w:lineRule="auto"/>
               <w:jc w:val="left"/>
               <w:rPr>
                 <w:sz w:val="20"/>
@@ -1621,7 +1674,7 @@
           </w:tcPr>
           <w:p>
             <w:pPr>
-              <w:spacing w:line="240" w:lineRule="auto"/>
+              <w:spacing w:line="360" w:lineRule="auto"/>
               <w:jc w:val="left"/>
               <w:rPr>
                 <w:sz w:val="20"/>
@@ -1646,7 +1699,7 @@
           </w:tcPr>
           <w:p>
             <w:pPr>
-              <w:spacing w:line="240" w:lineRule="auto"/>
+              <w:spacing w:line="360" w:lineRule="auto"/>
               <w:jc w:val="left"/>
               <w:rPr>
                 <w:sz w:val="20"/>
@@ -1851,7 +1904,14 @@
                 <w:sz w:val="20"/>
                 <w:szCs w:val="20"/>
               </w:rPr>
-              <w:t>{assignments – date (</w:t>
+              <w:t>{assignments – date</w:t>
+            </w:r>
+            <w:r>
+              <w:rPr>
+                <w:sz w:val="20"/>
+                <w:szCs w:val="20"/>
+              </w:rPr>
+              <w:t xml:space="preserve"> (</w:t>
             </w:r>
             <w:proofErr w:type="spellStart"/>
             <w:r>
@@ -1899,7 +1959,14 @@
                 <w:sz w:val="20"/>
                 <w:szCs w:val="20"/>
               </w:rPr>
-              <w:t>)}</w:t>
+              <w:t>)</w:t>
+            </w:r>
+            <w:r>
+              <w:rPr>
+                <w:sz w:val="20"/>
+                <w:szCs w:val="20"/>
+              </w:rPr>
+              <w:t>}</w:t>
             </w:r>
           </w:p>
           <w:p>
@@ -3003,39 +3070,7 @@
                 <w:szCs w:val="20"/>
                 <w:lang w:val="sv-SE"/>
               </w:rPr>
-              <w:t xml:space="preserve">{assignments </w:t>
-            </w:r>
-            <w:r>
-              <w:rPr>
-                <w:sz w:val="20"/>
-                <w:szCs w:val="20"/>
-                <w:lang w:val="sv-SE"/>
-              </w:rPr>
-              <w:t>–</w:t>
-            </w:r>
-            <w:r>
-              <w:rPr>
-                <w:sz w:val="20"/>
-                <w:szCs w:val="20"/>
-                <w:lang w:val="sv-SE"/>
-              </w:rPr>
-              <w:t xml:space="preserve"> </w:t>
-            </w:r>
-            <w:r>
-              <w:rPr>
-                <w:sz w:val="20"/>
-                <w:szCs w:val="20"/>
-                <w:lang w:val="sv-SE"/>
-              </w:rPr>
-              <w:t>boarding_date</w:t>
-            </w:r>
-            <w:r>
-              <w:rPr>
-                <w:sz w:val="20"/>
-                <w:szCs w:val="20"/>
-                <w:lang w:val="sv-SE"/>
-              </w:rPr>
-              <w:t>}</w:t>
+              <w:t>{assignments – boarding_date}</w:t>
             </w:r>
           </w:p>
         </w:tc>
@@ -4037,15 +4072,24 @@
                 <w:sz w:val="20"/>
                 <w:szCs w:val="20"/>
               </w:rPr>
-              <w:t>{assignments - date}</w:t>
-            </w:r>
-            <w:r>
-              <w:rPr>
-                <w:sz w:val="20"/>
-                <w:szCs w:val="20"/>
-              </w:rPr>
-              <w:t xml:space="preserve"> + </w:t>
-            </w:r>
+              <w:t xml:space="preserve">{assignments - </w:t>
+            </w:r>
+            <w:proofErr w:type="gramStart"/>
+            <w:r>
+              <w:rPr>
+                <w:sz w:val="20"/>
+                <w:szCs w:val="20"/>
+              </w:rPr>
+              <w:t>date}</w:t>
+            </w:r>
+            <w:r>
+              <w:rPr>
+                <w:sz w:val="20"/>
+                <w:szCs w:val="20"/>
+              </w:rPr>
+              <w:t>+</w:t>
+            </w:r>
+            <w:proofErr w:type="gramEnd"/>
             <w:r>
               <w:rPr>
                 <w:sz w:val="20"/>
@@ -4082,6 +4126,13 @@
                 <w:szCs w:val="20"/>
               </w:rPr>
               <w:t>}</w:t>
+            </w:r>
+            <w:r>
+              <w:rPr>
+                <w:sz w:val="20"/>
+                <w:szCs w:val="20"/>
+              </w:rPr>
+              <w:t>-1</w:t>
             </w:r>
           </w:p>
         </w:tc>

--- a/LEMBAR_SPPD.docx
+++ b/LEMBAR_SPPD.docx
@@ -179,7 +179,6 @@
                 <w:szCs w:val="20"/>
               </w:rPr>
             </w:pPr>
-            <w:proofErr w:type="spellStart"/>
             <w:r>
               <w:rPr>
                 <w:sz w:val="20"/>
@@ -187,7 +186,6 @@
               </w:rPr>
               <w:t>Nomor</w:t>
             </w:r>
-            <w:proofErr w:type="spellEnd"/>
           </w:p>
         </w:tc>
         <w:tc>
@@ -239,7 +237,14 @@
                 <w:sz w:val="20"/>
                 <w:szCs w:val="20"/>
               </w:rPr>
-              <w:t>/ADPIM/2025</w:t>
+              <w:t>/ADPIM/202</w:t>
+            </w:r>
+            <w:r>
+              <w:rPr>
+                <w:sz w:val="20"/>
+                <w:szCs w:val="20"/>
+              </w:rPr>
+              <w:t>6</w:t>
             </w:r>
           </w:p>
         </w:tc>
@@ -729,23 +734,7 @@
                 <w:sz w:val="20"/>
                 <w:szCs w:val="20"/>
               </w:rPr>
-              <w:t xml:space="preserve">{users – </w:t>
-            </w:r>
-            <w:proofErr w:type="spellStart"/>
-            <w:r>
-              <w:rPr>
-                <w:sz w:val="20"/>
-                <w:szCs w:val="20"/>
-              </w:rPr>
-              <w:t>assignment_regulation_level</w:t>
-            </w:r>
-            <w:proofErr w:type="spellEnd"/>
-            <w:r>
-              <w:rPr>
-                <w:sz w:val="20"/>
-                <w:szCs w:val="20"/>
-              </w:rPr>
-              <w:t>}</w:t>
+              <w:t>{users – assignment_regulation_level}</w:t>
             </w:r>
           </w:p>
         </w:tc>
@@ -836,7 +825,6 @@
               </w:rPr>
               <w:t xml:space="preserve"> </w:t>
             </w:r>
-            <w:proofErr w:type="spellStart"/>
             <w:r>
               <w:rPr>
                 <w:sz w:val="20"/>
@@ -849,15 +837,7 @@
                 <w:sz w:val="20"/>
                 <w:szCs w:val="20"/>
               </w:rPr>
-              <w:t>anggal</w:t>
-            </w:r>
-            <w:proofErr w:type="spellEnd"/>
-            <w:r>
-              <w:rPr>
-                <w:sz w:val="20"/>
-                <w:szCs w:val="20"/>
-              </w:rPr>
-              <w:t xml:space="preserve"> {assignments</w:t>
+              <w:t>anggal {assignments</w:t>
             </w:r>
             <w:r>
               <w:rPr>
@@ -878,23 +858,7 @@
                 <w:sz w:val="20"/>
                 <w:szCs w:val="20"/>
               </w:rPr>
-              <w:t xml:space="preserve"> di {assignments – </w:t>
-            </w:r>
-            <w:proofErr w:type="spellStart"/>
-            <w:r>
-              <w:rPr>
-                <w:sz w:val="20"/>
-                <w:szCs w:val="20"/>
-              </w:rPr>
-              <w:t>location_detail</w:t>
-            </w:r>
-            <w:proofErr w:type="spellEnd"/>
-            <w:r>
-              <w:rPr>
-                <w:sz w:val="20"/>
-                <w:szCs w:val="20"/>
-              </w:rPr>
-              <w:t>}, {assignments - location}</w:t>
+              <w:t xml:space="preserve"> di {assignments – location_detail}, {assignments - location}</w:t>
             </w:r>
             <w:r>
               <w:rPr>
@@ -1245,23 +1209,7 @@
                 <w:sz w:val="20"/>
                 <w:szCs w:val="20"/>
               </w:rPr>
-              <w:t xml:space="preserve">{assignments – </w:t>
-            </w:r>
-            <w:proofErr w:type="spellStart"/>
-            <w:r>
-              <w:rPr>
-                <w:sz w:val="20"/>
-                <w:szCs w:val="20"/>
-              </w:rPr>
-              <w:t>day_count</w:t>
-            </w:r>
-            <w:proofErr w:type="spellEnd"/>
-            <w:r>
-              <w:rPr>
-                <w:sz w:val="20"/>
-                <w:szCs w:val="20"/>
-              </w:rPr>
-              <w:t>} Hari</w:t>
+              <w:t>{assignments – day_count} Hari</w:t>
             </w:r>
           </w:p>
           <w:p>
@@ -1283,17 +1231,8 @@
                 <w:sz w:val="20"/>
                 <w:szCs w:val="20"/>
               </w:rPr>
-              <w:t xml:space="preserve">{assignments – </w:t>
-            </w:r>
-            <w:proofErr w:type="spellStart"/>
-            <w:r>
-              <w:rPr>
-                <w:sz w:val="20"/>
-                <w:szCs w:val="20"/>
-              </w:rPr>
-              <w:t>boarding_date</w:t>
-            </w:r>
-            <w:proofErr w:type="spellEnd"/>
+              <w:t>{assignments – boarding_date</w:t>
+            </w:r>
             <w:r>
               <w:rPr>
                 <w:sz w:val="20"/>
@@ -1323,23 +1262,13 @@
               </w:rPr>
               <w:t xml:space="preserve">{assignments – </w:t>
             </w:r>
-            <w:proofErr w:type="spellStart"/>
-            <w:r>
-              <w:rPr>
-                <w:sz w:val="20"/>
-                <w:szCs w:val="20"/>
-              </w:rPr>
-              <w:t>boarding_</w:t>
-            </w:r>
-            <w:proofErr w:type="gramStart"/>
-            <w:r>
-              <w:rPr>
-                <w:sz w:val="20"/>
-                <w:szCs w:val="20"/>
-              </w:rPr>
-              <w:t>date</w:t>
-            </w:r>
-            <w:proofErr w:type="spellEnd"/>
+            <w:r>
+              <w:rPr>
+                <w:sz w:val="20"/>
+                <w:szCs w:val="20"/>
+              </w:rPr>
+              <w:t>boarding_date</w:t>
+            </w:r>
             <w:r>
               <w:rPr>
                 <w:sz w:val="20"/>
@@ -1354,29 +1283,12 @@
               </w:rPr>
               <w:t>+</w:t>
             </w:r>
-            <w:proofErr w:type="gramEnd"/>
-            <w:r>
-              <w:rPr>
-                <w:sz w:val="20"/>
-                <w:szCs w:val="20"/>
-              </w:rPr>
-              <w:t xml:space="preserve">{assignments – </w:t>
-            </w:r>
-            <w:proofErr w:type="spellStart"/>
-            <w:r>
-              <w:rPr>
-                <w:sz w:val="20"/>
-                <w:szCs w:val="20"/>
-              </w:rPr>
-              <w:t>day_count</w:t>
-            </w:r>
-            <w:proofErr w:type="spellEnd"/>
-            <w:r>
-              <w:rPr>
-                <w:sz w:val="20"/>
-                <w:szCs w:val="20"/>
-              </w:rPr>
-              <w:t>}</w:t>
+            <w:r>
+              <w:rPr>
+                <w:sz w:val="20"/>
+                <w:szCs w:val="20"/>
+              </w:rPr>
+              <w:t>{assignments – day_count}</w:t>
             </w:r>
             <w:r>
               <w:rPr>
@@ -1636,7 +1548,39 @@
                 <w:szCs w:val="20"/>
                 <w:lang w:val="sv-SE"/>
               </w:rPr>
-              <w:t>5.1.02.04.01.0001 Tanggal 02 Januari 2025</w:t>
+              <w:t xml:space="preserve">5.1.02.04.01.0001 Tanggal </w:t>
+            </w:r>
+            <w:r>
+              <w:rPr>
+                <w:sz w:val="20"/>
+                <w:szCs w:val="20"/>
+                <w:lang w:val="sv-SE"/>
+              </w:rPr>
+              <w:t>31</w:t>
+            </w:r>
+            <w:r>
+              <w:rPr>
+                <w:sz w:val="20"/>
+                <w:szCs w:val="20"/>
+                <w:lang w:val="sv-SE"/>
+              </w:rPr>
+              <w:t xml:space="preserve"> </w:t>
+            </w:r>
+            <w:r>
+              <w:rPr>
+                <w:sz w:val="20"/>
+                <w:szCs w:val="20"/>
+                <w:lang w:val="sv-SE"/>
+              </w:rPr>
+              <w:t xml:space="preserve">Desember </w:t>
+            </w:r>
+            <w:r>
+              <w:rPr>
+                <w:sz w:val="20"/>
+                <w:szCs w:val="20"/>
+                <w:lang w:val="sv-SE"/>
+              </w:rPr>
+              <w:t>2025</w:t>
             </w:r>
           </w:p>
         </w:tc>
@@ -1767,21 +1711,12 @@
                 <w:szCs w:val="20"/>
               </w:rPr>
             </w:pPr>
-            <w:proofErr w:type="spellStart"/>
-            <w:r>
-              <w:rPr>
-                <w:sz w:val="20"/>
-                <w:szCs w:val="20"/>
-              </w:rPr>
-              <w:t>Dikeluarkan</w:t>
-            </w:r>
-            <w:proofErr w:type="spellEnd"/>
-            <w:r>
-              <w:rPr>
-                <w:sz w:val="20"/>
-                <w:szCs w:val="20"/>
-              </w:rPr>
-              <w:t xml:space="preserve"> di</w:t>
+            <w:r>
+              <w:rPr>
+                <w:sz w:val="20"/>
+                <w:szCs w:val="20"/>
+              </w:rPr>
+              <w:t>Dikeluarkan di</w:t>
             </w:r>
           </w:p>
         </w:tc>
@@ -1820,7 +1755,6 @@
                 <w:szCs w:val="20"/>
               </w:rPr>
             </w:pPr>
-            <w:proofErr w:type="spellStart"/>
             <w:r>
               <w:rPr>
                 <w:sz w:val="20"/>
@@ -1828,7 +1762,6 @@
               </w:rPr>
               <w:t>Banjarbaru</w:t>
             </w:r>
-            <w:proofErr w:type="spellEnd"/>
           </w:p>
         </w:tc>
       </w:tr>
@@ -1851,17 +1784,8 @@
                 <w:sz w:val="20"/>
                 <w:szCs w:val="20"/>
               </w:rPr>
-              <w:t xml:space="preserve">Pada </w:t>
-            </w:r>
-            <w:proofErr w:type="spellStart"/>
-            <w:r>
-              <w:rPr>
-                <w:sz w:val="20"/>
-                <w:szCs w:val="20"/>
-              </w:rPr>
-              <w:t>Tanggal</w:t>
-            </w:r>
-            <w:proofErr w:type="spellEnd"/>
+              <w:t>Pada Tanggal</w:t>
+            </w:r>
           </w:p>
         </w:tc>
         <w:tc>
@@ -1911,55 +1835,7 @@
                 <w:sz w:val="20"/>
                 <w:szCs w:val="20"/>
               </w:rPr>
-              <w:t xml:space="preserve"> (</w:t>
-            </w:r>
-            <w:proofErr w:type="spellStart"/>
-            <w:r>
-              <w:rPr>
-                <w:sz w:val="20"/>
-                <w:szCs w:val="20"/>
-              </w:rPr>
-              <w:t>dikurangi</w:t>
-            </w:r>
-            <w:proofErr w:type="spellEnd"/>
-            <w:r>
-              <w:rPr>
-                <w:sz w:val="20"/>
-                <w:szCs w:val="20"/>
-              </w:rPr>
-              <w:t xml:space="preserve"> </w:t>
-            </w:r>
-            <w:proofErr w:type="spellStart"/>
-            <w:r>
-              <w:rPr>
-                <w:sz w:val="20"/>
-                <w:szCs w:val="20"/>
-              </w:rPr>
-              <w:t>satu</w:t>
-            </w:r>
-            <w:proofErr w:type="spellEnd"/>
-            <w:r>
-              <w:rPr>
-                <w:sz w:val="20"/>
-                <w:szCs w:val="20"/>
-              </w:rPr>
-              <w:t xml:space="preserve"> </w:t>
-            </w:r>
-            <w:proofErr w:type="spellStart"/>
-            <w:r>
-              <w:rPr>
-                <w:sz w:val="20"/>
-                <w:szCs w:val="20"/>
-              </w:rPr>
-              <w:t>hari</w:t>
-            </w:r>
-            <w:proofErr w:type="spellEnd"/>
-            <w:r>
-              <w:rPr>
-                <w:sz w:val="20"/>
-                <w:szCs w:val="20"/>
-              </w:rPr>
-              <w:t>)</w:t>
+              <w:t xml:space="preserve"> (dikurangi satu hari)</w:t>
             </w:r>
             <w:r>
               <w:rPr>
@@ -2730,10 +2606,8 @@
                 <w:szCs w:val="18"/>
                 <w:u w:val="single"/>
               </w:rPr>
-              <w:t xml:space="preserve">MULYONO, </w:t>
-            </w:r>
-            <w:proofErr w:type="spellStart"/>
-            <w:proofErr w:type="gramStart"/>
+              <w:t>MULYONO, S.Kom</w:t>
+            </w:r>
             <w:r>
               <w:rPr>
                 <w:b/>
@@ -2742,10 +2616,8 @@
                 <w:szCs w:val="18"/>
                 <w:u w:val="single"/>
               </w:rPr>
-              <w:t>S.Kom</w:t>
-            </w:r>
-            <w:proofErr w:type="spellEnd"/>
-            <w:proofErr w:type="gramEnd"/>
+              <w:t>., M.M</w:t>
+            </w:r>
           </w:p>
           <w:p>
             <w:pPr>
@@ -2902,31 +2774,13 @@
                 <w:szCs w:val="20"/>
               </w:rPr>
             </w:pPr>
-            <w:proofErr w:type="spellStart"/>
-            <w:r>
-              <w:rPr>
-                <w:sz w:val="20"/>
-                <w:szCs w:val="20"/>
-              </w:rPr>
-              <w:t>Berangkat</w:t>
-            </w:r>
-            <w:proofErr w:type="spellEnd"/>
-            <w:r>
-              <w:rPr>
-                <w:sz w:val="20"/>
-                <w:szCs w:val="20"/>
-              </w:rPr>
-              <w:t xml:space="preserve"> </w:t>
-            </w:r>
-            <w:proofErr w:type="spellStart"/>
-            <w:r>
-              <w:rPr>
-                <w:sz w:val="20"/>
-                <w:szCs w:val="20"/>
-              </w:rPr>
-              <w:t>dari</w:t>
-            </w:r>
-            <w:proofErr w:type="spellEnd"/>
+            <w:r>
+              <w:rPr>
+                <w:sz w:val="20"/>
+                <w:szCs w:val="20"/>
+              </w:rPr>
+              <w:t>Berangkat dari</w:t>
+            </w:r>
           </w:p>
         </w:tc>
         <w:tc>
@@ -3014,17 +2868,8 @@
                 <w:sz w:val="20"/>
                 <w:szCs w:val="20"/>
               </w:rPr>
-              <w:t xml:space="preserve">Pada </w:t>
-            </w:r>
-            <w:proofErr w:type="spellStart"/>
-            <w:r>
-              <w:rPr>
-                <w:sz w:val="20"/>
-                <w:szCs w:val="20"/>
-              </w:rPr>
-              <w:t>Tanggal</w:t>
-            </w:r>
-            <w:proofErr w:type="spellEnd"/>
+              <w:t>Pada Tanggal</w:t>
+            </w:r>
           </w:p>
         </w:tc>
         <w:tc>
@@ -3134,7 +2979,6 @@
                 <w:szCs w:val="20"/>
               </w:rPr>
             </w:pPr>
-            <w:proofErr w:type="spellStart"/>
             <w:r>
               <w:rPr>
                 <w:sz w:val="20"/>
@@ -3142,7 +2986,6 @@
               </w:rPr>
               <w:t>Banjarbaru</w:t>
             </w:r>
-            <w:proofErr w:type="spellEnd"/>
           </w:p>
         </w:tc>
       </w:tr>
@@ -3231,17 +3074,8 @@
                 <w:sz w:val="20"/>
                 <w:szCs w:val="20"/>
               </w:rPr>
-              <w:t xml:space="preserve">Pada </w:t>
-            </w:r>
-            <w:proofErr w:type="spellStart"/>
-            <w:r>
-              <w:rPr>
-                <w:sz w:val="20"/>
-                <w:szCs w:val="20"/>
-              </w:rPr>
-              <w:t>Tanggal</w:t>
-            </w:r>
-            <w:proofErr w:type="spellEnd"/>
+              <w:t>Pada Tanggal</w:t>
+            </w:r>
           </w:p>
         </w:tc>
         <w:tc>
@@ -3446,31 +3280,13 @@
                 <w:szCs w:val="20"/>
               </w:rPr>
             </w:pPr>
-            <w:proofErr w:type="spellStart"/>
-            <w:r>
-              <w:rPr>
-                <w:sz w:val="20"/>
-                <w:szCs w:val="20"/>
-              </w:rPr>
-              <w:t>Berangkat</w:t>
-            </w:r>
-            <w:proofErr w:type="spellEnd"/>
-            <w:r>
-              <w:rPr>
-                <w:sz w:val="20"/>
-                <w:szCs w:val="20"/>
-              </w:rPr>
-              <w:t xml:space="preserve"> </w:t>
-            </w:r>
-            <w:proofErr w:type="spellStart"/>
-            <w:r>
-              <w:rPr>
-                <w:sz w:val="20"/>
-                <w:szCs w:val="20"/>
-              </w:rPr>
-              <w:t>dari</w:t>
-            </w:r>
-            <w:proofErr w:type="spellEnd"/>
+            <w:r>
+              <w:rPr>
+                <w:sz w:val="20"/>
+                <w:szCs w:val="20"/>
+              </w:rPr>
+              <w:t>Berangkat dari</w:t>
+            </w:r>
           </w:p>
         </w:tc>
         <w:tc>
@@ -3550,17 +3366,8 @@
                 <w:sz w:val="20"/>
                 <w:szCs w:val="20"/>
               </w:rPr>
-              <w:t xml:space="preserve">Pada </w:t>
-            </w:r>
-            <w:proofErr w:type="spellStart"/>
-            <w:r>
-              <w:rPr>
-                <w:sz w:val="20"/>
-                <w:szCs w:val="20"/>
-              </w:rPr>
-              <w:t>Tanggal</w:t>
-            </w:r>
-            <w:proofErr w:type="spellEnd"/>
+              <w:t>Pada Tanggal</w:t>
+            </w:r>
           </w:p>
         </w:tc>
         <w:tc>
@@ -3750,17 +3557,8 @@
                 <w:sz w:val="20"/>
                 <w:szCs w:val="20"/>
               </w:rPr>
-              <w:t xml:space="preserve">Pada </w:t>
-            </w:r>
-            <w:proofErr w:type="spellStart"/>
-            <w:r>
-              <w:rPr>
-                <w:sz w:val="20"/>
-                <w:szCs w:val="20"/>
-              </w:rPr>
-              <w:t>Tanggal</w:t>
-            </w:r>
-            <w:proofErr w:type="spellEnd"/>
+              <w:t>Pada Tanggal</w:t>
+            </w:r>
           </w:p>
         </w:tc>
         <w:tc>
@@ -3941,7 +3739,6 @@
                 <w:szCs w:val="20"/>
               </w:rPr>
             </w:pPr>
-            <w:proofErr w:type="spellStart"/>
             <w:r>
               <w:rPr>
                 <w:sz w:val="20"/>
@@ -3949,7 +3746,6 @@
               </w:rPr>
               <w:t>Banjarbaru</w:t>
             </w:r>
-            <w:proofErr w:type="spellEnd"/>
           </w:p>
         </w:tc>
         <w:tc>
@@ -4017,17 +3813,8 @@
                 <w:sz w:val="20"/>
                 <w:szCs w:val="20"/>
               </w:rPr>
-              <w:t xml:space="preserve">Pada </w:t>
-            </w:r>
-            <w:proofErr w:type="spellStart"/>
-            <w:r>
-              <w:rPr>
-                <w:sz w:val="20"/>
-                <w:szCs w:val="20"/>
-              </w:rPr>
-              <w:t>Tanggal</w:t>
-            </w:r>
-            <w:proofErr w:type="spellEnd"/>
+              <w:t>Pada Tanggal</w:t>
+            </w:r>
           </w:p>
         </w:tc>
         <w:tc>
@@ -4072,15 +3859,7 @@
                 <w:sz w:val="20"/>
                 <w:szCs w:val="20"/>
               </w:rPr>
-              <w:t xml:space="preserve">{assignments - </w:t>
-            </w:r>
-            <w:proofErr w:type="gramStart"/>
-            <w:r>
-              <w:rPr>
-                <w:sz w:val="20"/>
-                <w:szCs w:val="20"/>
-              </w:rPr>
-              <w:t>date}</w:t>
+              <w:t>{assignments - date}</w:t>
             </w:r>
             <w:r>
               <w:rPr>
@@ -4089,7 +3868,6 @@
               </w:rPr>
               <w:t>+</w:t>
             </w:r>
-            <w:proofErr w:type="gramEnd"/>
             <w:r>
               <w:rPr>
                 <w:sz w:val="20"/>
@@ -4111,7 +3889,6 @@
               </w:rPr>
               <w:t xml:space="preserve"> </w:t>
             </w:r>
-            <w:proofErr w:type="spellStart"/>
             <w:r>
               <w:rPr>
                 <w:sz w:val="20"/>
@@ -4119,7 +3896,6 @@
               </w:rPr>
               <w:t>day_count</w:t>
             </w:r>
-            <w:proofErr w:type="spellEnd"/>
             <w:r>
               <w:rPr>
                 <w:sz w:val="20"/>
@@ -4549,421 +4325,12 @@
                 <w:szCs w:val="20"/>
               </w:rPr>
             </w:pPr>
-            <w:proofErr w:type="spellStart"/>
-            <w:r>
-              <w:rPr>
-                <w:sz w:val="20"/>
-                <w:szCs w:val="20"/>
-              </w:rPr>
-              <w:t>Pejabat</w:t>
-            </w:r>
-            <w:proofErr w:type="spellEnd"/>
-            <w:r>
-              <w:rPr>
-                <w:sz w:val="20"/>
-                <w:szCs w:val="20"/>
-              </w:rPr>
-              <w:t xml:space="preserve"> yang </w:t>
-            </w:r>
-            <w:proofErr w:type="spellStart"/>
-            <w:r>
-              <w:rPr>
-                <w:sz w:val="20"/>
-                <w:szCs w:val="20"/>
-              </w:rPr>
-              <w:t>berwenang</w:t>
-            </w:r>
-            <w:proofErr w:type="spellEnd"/>
-            <w:r>
-              <w:rPr>
-                <w:sz w:val="20"/>
-                <w:szCs w:val="20"/>
-              </w:rPr>
-              <w:t xml:space="preserve"> </w:t>
-            </w:r>
-            <w:proofErr w:type="spellStart"/>
-            <w:r>
-              <w:rPr>
-                <w:sz w:val="20"/>
-                <w:szCs w:val="20"/>
-              </w:rPr>
-              <w:t>menerbitkan</w:t>
-            </w:r>
-            <w:proofErr w:type="spellEnd"/>
-            <w:r>
-              <w:rPr>
-                <w:sz w:val="20"/>
-                <w:szCs w:val="20"/>
-              </w:rPr>
-              <w:t xml:space="preserve"> SPD, </w:t>
-            </w:r>
-            <w:proofErr w:type="spellStart"/>
-            <w:r>
-              <w:rPr>
-                <w:sz w:val="20"/>
-                <w:szCs w:val="20"/>
-              </w:rPr>
-              <w:t>Pegawai</w:t>
-            </w:r>
-            <w:proofErr w:type="spellEnd"/>
-            <w:r>
-              <w:rPr>
-                <w:sz w:val="20"/>
-                <w:szCs w:val="20"/>
-              </w:rPr>
-              <w:t xml:space="preserve"> yang </w:t>
-            </w:r>
-            <w:proofErr w:type="spellStart"/>
-            <w:r>
-              <w:rPr>
-                <w:sz w:val="20"/>
-                <w:szCs w:val="20"/>
-              </w:rPr>
-              <w:t>melakukan</w:t>
-            </w:r>
-            <w:proofErr w:type="spellEnd"/>
-            <w:r>
-              <w:rPr>
-                <w:sz w:val="20"/>
-                <w:szCs w:val="20"/>
-              </w:rPr>
-              <w:t xml:space="preserve"> </w:t>
-            </w:r>
-            <w:proofErr w:type="spellStart"/>
-            <w:r>
-              <w:rPr>
-                <w:sz w:val="20"/>
-                <w:szCs w:val="20"/>
-              </w:rPr>
-              <w:t>perjalanan</w:t>
-            </w:r>
-            <w:proofErr w:type="spellEnd"/>
-            <w:r>
-              <w:rPr>
-                <w:sz w:val="20"/>
-                <w:szCs w:val="20"/>
-              </w:rPr>
-              <w:t xml:space="preserve"> </w:t>
-            </w:r>
-            <w:proofErr w:type="spellStart"/>
-            <w:r>
-              <w:rPr>
-                <w:sz w:val="20"/>
-                <w:szCs w:val="20"/>
-              </w:rPr>
-              <w:t>dinas</w:t>
-            </w:r>
-            <w:proofErr w:type="spellEnd"/>
-            <w:r>
-              <w:rPr>
-                <w:sz w:val="20"/>
-                <w:szCs w:val="20"/>
-              </w:rPr>
-              <w:t xml:space="preserve">, para </w:t>
-            </w:r>
-            <w:proofErr w:type="spellStart"/>
-            <w:r>
-              <w:rPr>
-                <w:sz w:val="20"/>
-                <w:szCs w:val="20"/>
-              </w:rPr>
-              <w:t>pejabat</w:t>
-            </w:r>
-            <w:proofErr w:type="spellEnd"/>
-            <w:r>
-              <w:rPr>
-                <w:sz w:val="20"/>
-                <w:szCs w:val="20"/>
-              </w:rPr>
-              <w:t xml:space="preserve"> yang </w:t>
-            </w:r>
-            <w:proofErr w:type="spellStart"/>
-            <w:r>
-              <w:rPr>
-                <w:sz w:val="20"/>
-                <w:szCs w:val="20"/>
-              </w:rPr>
-              <w:t>mengesahkan</w:t>
-            </w:r>
-            <w:proofErr w:type="spellEnd"/>
-            <w:r>
-              <w:rPr>
-                <w:sz w:val="20"/>
-                <w:szCs w:val="20"/>
-              </w:rPr>
-              <w:t xml:space="preserve"> </w:t>
-            </w:r>
-            <w:proofErr w:type="spellStart"/>
-            <w:r>
-              <w:rPr>
-                <w:sz w:val="20"/>
-                <w:szCs w:val="20"/>
-              </w:rPr>
-              <w:t>tanggal</w:t>
-            </w:r>
-            <w:proofErr w:type="spellEnd"/>
-            <w:r>
-              <w:rPr>
-                <w:sz w:val="20"/>
-                <w:szCs w:val="20"/>
-              </w:rPr>
-              <w:t xml:space="preserve"> </w:t>
-            </w:r>
-            <w:proofErr w:type="spellStart"/>
-            <w:r>
-              <w:rPr>
-                <w:sz w:val="20"/>
-                <w:szCs w:val="20"/>
-              </w:rPr>
-              <w:t>berangkat</w:t>
-            </w:r>
-            <w:proofErr w:type="spellEnd"/>
-            <w:r>
-              <w:rPr>
-                <w:sz w:val="20"/>
-                <w:szCs w:val="20"/>
-              </w:rPr>
-              <w:t>/</w:t>
-            </w:r>
-            <w:proofErr w:type="spellStart"/>
-            <w:r>
-              <w:rPr>
-                <w:sz w:val="20"/>
-                <w:szCs w:val="20"/>
-              </w:rPr>
-              <w:t>tiba</w:t>
-            </w:r>
-            <w:proofErr w:type="spellEnd"/>
-            <w:r>
-              <w:rPr>
-                <w:sz w:val="20"/>
-                <w:szCs w:val="20"/>
-              </w:rPr>
-              <w:t xml:space="preserve"> </w:t>
-            </w:r>
-            <w:proofErr w:type="spellStart"/>
-            <w:r>
-              <w:rPr>
-                <w:sz w:val="20"/>
-                <w:szCs w:val="20"/>
-              </w:rPr>
-              <w:t>serta</w:t>
-            </w:r>
-            <w:proofErr w:type="spellEnd"/>
-            <w:r>
-              <w:rPr>
-                <w:sz w:val="20"/>
-                <w:szCs w:val="20"/>
-              </w:rPr>
-              <w:t xml:space="preserve"> </w:t>
-            </w:r>
-            <w:proofErr w:type="spellStart"/>
-            <w:r>
-              <w:rPr>
-                <w:sz w:val="20"/>
-                <w:szCs w:val="20"/>
-              </w:rPr>
-              <w:t>Bendaharawan</w:t>
-            </w:r>
-            <w:proofErr w:type="spellEnd"/>
-            <w:r>
-              <w:rPr>
-                <w:sz w:val="20"/>
-                <w:szCs w:val="20"/>
-              </w:rPr>
-              <w:t xml:space="preserve"> </w:t>
-            </w:r>
-            <w:proofErr w:type="spellStart"/>
-            <w:r>
-              <w:rPr>
-                <w:sz w:val="20"/>
-                <w:szCs w:val="20"/>
-              </w:rPr>
-              <w:t>bertanggung</w:t>
-            </w:r>
-            <w:proofErr w:type="spellEnd"/>
-            <w:r>
-              <w:rPr>
-                <w:sz w:val="20"/>
-                <w:szCs w:val="20"/>
-              </w:rPr>
-              <w:t xml:space="preserve"> </w:t>
-            </w:r>
-            <w:proofErr w:type="spellStart"/>
-            <w:r>
-              <w:rPr>
-                <w:sz w:val="20"/>
-                <w:szCs w:val="20"/>
-              </w:rPr>
-              <w:t>jawab</w:t>
-            </w:r>
-            <w:proofErr w:type="spellEnd"/>
-            <w:r>
-              <w:rPr>
-                <w:sz w:val="20"/>
-                <w:szCs w:val="20"/>
-              </w:rPr>
-              <w:t xml:space="preserve"> </w:t>
-            </w:r>
-            <w:proofErr w:type="spellStart"/>
-            <w:r>
-              <w:rPr>
-                <w:sz w:val="20"/>
-                <w:szCs w:val="20"/>
-              </w:rPr>
-              <w:t>berdasarkan</w:t>
-            </w:r>
-            <w:proofErr w:type="spellEnd"/>
-            <w:r>
-              <w:rPr>
-                <w:sz w:val="20"/>
-                <w:szCs w:val="20"/>
-              </w:rPr>
-              <w:t xml:space="preserve"> </w:t>
-            </w:r>
-            <w:proofErr w:type="spellStart"/>
-            <w:r>
-              <w:rPr>
-                <w:sz w:val="20"/>
-                <w:szCs w:val="20"/>
-              </w:rPr>
-              <w:t>peraturan</w:t>
-            </w:r>
-            <w:proofErr w:type="spellEnd"/>
-            <w:r>
-              <w:rPr>
-                <w:sz w:val="20"/>
-                <w:szCs w:val="20"/>
-              </w:rPr>
-              <w:t xml:space="preserve"> – </w:t>
-            </w:r>
-            <w:proofErr w:type="spellStart"/>
-            <w:r>
-              <w:rPr>
-                <w:sz w:val="20"/>
-                <w:szCs w:val="20"/>
-              </w:rPr>
-              <w:t>peraturan</w:t>
-            </w:r>
-            <w:proofErr w:type="spellEnd"/>
-            <w:r>
-              <w:rPr>
-                <w:sz w:val="20"/>
-                <w:szCs w:val="20"/>
-              </w:rPr>
-              <w:t xml:space="preserve"> </w:t>
-            </w:r>
-            <w:proofErr w:type="spellStart"/>
-            <w:r>
-              <w:rPr>
-                <w:sz w:val="20"/>
-                <w:szCs w:val="20"/>
-              </w:rPr>
-              <w:t>Keuangan</w:t>
-            </w:r>
-            <w:proofErr w:type="spellEnd"/>
-            <w:r>
-              <w:rPr>
-                <w:sz w:val="20"/>
-                <w:szCs w:val="20"/>
-              </w:rPr>
-              <w:t xml:space="preserve"> Negara </w:t>
-            </w:r>
-            <w:proofErr w:type="spellStart"/>
-            <w:r>
-              <w:rPr>
-                <w:sz w:val="20"/>
-                <w:szCs w:val="20"/>
-              </w:rPr>
-              <w:t>apabila</w:t>
-            </w:r>
-            <w:proofErr w:type="spellEnd"/>
-            <w:r>
-              <w:rPr>
-                <w:sz w:val="20"/>
-                <w:szCs w:val="20"/>
-              </w:rPr>
-              <w:t xml:space="preserve"> Negara </w:t>
-            </w:r>
-            <w:proofErr w:type="spellStart"/>
-            <w:r>
-              <w:rPr>
-                <w:sz w:val="20"/>
-                <w:szCs w:val="20"/>
-              </w:rPr>
-              <w:t>mendapat</w:t>
-            </w:r>
-            <w:proofErr w:type="spellEnd"/>
-            <w:r>
-              <w:rPr>
-                <w:sz w:val="20"/>
-                <w:szCs w:val="20"/>
-              </w:rPr>
-              <w:t xml:space="preserve"> </w:t>
-            </w:r>
-            <w:proofErr w:type="spellStart"/>
-            <w:r>
-              <w:rPr>
-                <w:sz w:val="20"/>
-                <w:szCs w:val="20"/>
-              </w:rPr>
-              <w:t>rugi</w:t>
-            </w:r>
-            <w:proofErr w:type="spellEnd"/>
-            <w:r>
-              <w:rPr>
-                <w:sz w:val="20"/>
-                <w:szCs w:val="20"/>
-              </w:rPr>
-              <w:t xml:space="preserve"> </w:t>
-            </w:r>
-            <w:proofErr w:type="spellStart"/>
-            <w:r>
-              <w:rPr>
-                <w:sz w:val="20"/>
-                <w:szCs w:val="20"/>
-              </w:rPr>
-              <w:t>akibat</w:t>
-            </w:r>
-            <w:proofErr w:type="spellEnd"/>
-            <w:r>
-              <w:rPr>
-                <w:sz w:val="20"/>
-                <w:szCs w:val="20"/>
-              </w:rPr>
-              <w:t xml:space="preserve"> </w:t>
-            </w:r>
-            <w:proofErr w:type="spellStart"/>
-            <w:r>
-              <w:rPr>
-                <w:sz w:val="20"/>
-                <w:szCs w:val="20"/>
-              </w:rPr>
-              <w:t>kesalahan</w:t>
-            </w:r>
-            <w:proofErr w:type="spellEnd"/>
-            <w:r>
-              <w:rPr>
-                <w:sz w:val="20"/>
-                <w:szCs w:val="20"/>
-              </w:rPr>
-              <w:t xml:space="preserve">, </w:t>
-            </w:r>
-            <w:proofErr w:type="spellStart"/>
-            <w:r>
-              <w:rPr>
-                <w:sz w:val="20"/>
-                <w:szCs w:val="20"/>
-              </w:rPr>
-              <w:t>kealpaannya</w:t>
-            </w:r>
-            <w:proofErr w:type="spellEnd"/>
-            <w:r>
-              <w:rPr>
-                <w:sz w:val="20"/>
-                <w:szCs w:val="20"/>
-              </w:rPr>
-              <w:t>.</w:t>
+            <w:r>
+              <w:rPr>
+                <w:sz w:val="20"/>
+                <w:szCs w:val="20"/>
+              </w:rPr>
+              <w:t>Pejabat yang berwenang menerbitkan SPD, Pegawai yang melakukan perjalanan dinas, para pejabat yang mengesahkan tanggal berangkat/tiba serta Bendaharawan bertanggung jawab berdasarkan peraturan – peraturan Keuangan Negara apabila Negara mendapat rugi akibat kesalahan, kealpaannya.</w:t>
             </w:r>
           </w:p>
         </w:tc>

--- a/LEMBAR_SPPD.docx
+++ b/LEMBAR_SPPD.docx
@@ -179,6 +179,7 @@
                 <w:szCs w:val="20"/>
               </w:rPr>
             </w:pPr>
+            <w:proofErr w:type="spellStart"/>
             <w:r>
               <w:rPr>
                 <w:sz w:val="20"/>
@@ -186,6 +187,7 @@
               </w:rPr>
               <w:t>Nomor</w:t>
             </w:r>
+            <w:proofErr w:type="spellEnd"/>
           </w:p>
         </w:tc>
         <w:tc>
@@ -734,7 +736,23 @@
                 <w:sz w:val="20"/>
                 <w:szCs w:val="20"/>
               </w:rPr>
-              <w:t>{users – assignment_regulation_level}</w:t>
+              <w:t xml:space="preserve">{users – </w:t>
+            </w:r>
+            <w:proofErr w:type="spellStart"/>
+            <w:r>
+              <w:rPr>
+                <w:sz w:val="20"/>
+                <w:szCs w:val="20"/>
+              </w:rPr>
+              <w:t>assignment_regulation_level</w:t>
+            </w:r>
+            <w:proofErr w:type="spellEnd"/>
+            <w:r>
+              <w:rPr>
+                <w:sz w:val="20"/>
+                <w:szCs w:val="20"/>
+              </w:rPr>
+              <w:t>}</w:t>
             </w:r>
           </w:p>
         </w:tc>
@@ -825,6 +843,7 @@
               </w:rPr>
               <w:t xml:space="preserve"> </w:t>
             </w:r>
+            <w:proofErr w:type="spellStart"/>
             <w:r>
               <w:rPr>
                 <w:sz w:val="20"/>
@@ -837,7 +856,15 @@
                 <w:sz w:val="20"/>
                 <w:szCs w:val="20"/>
               </w:rPr>
-              <w:t>anggal {assignments</w:t>
+              <w:t>anggal</w:t>
+            </w:r>
+            <w:proofErr w:type="spellEnd"/>
+            <w:r>
+              <w:rPr>
+                <w:sz w:val="20"/>
+                <w:szCs w:val="20"/>
+              </w:rPr>
+              <w:t xml:space="preserve"> {assignments</w:t>
             </w:r>
             <w:r>
               <w:rPr>
@@ -858,7 +885,23 @@
                 <w:sz w:val="20"/>
                 <w:szCs w:val="20"/>
               </w:rPr>
-              <w:t xml:space="preserve"> di {assignments – location_detail}, {assignments - location}</w:t>
+              <w:t xml:space="preserve"> di {assignments – </w:t>
+            </w:r>
+            <w:proofErr w:type="spellStart"/>
+            <w:r>
+              <w:rPr>
+                <w:sz w:val="20"/>
+                <w:szCs w:val="20"/>
+              </w:rPr>
+              <w:t>location_detail</w:t>
+            </w:r>
+            <w:proofErr w:type="spellEnd"/>
+            <w:r>
+              <w:rPr>
+                <w:sz w:val="20"/>
+                <w:szCs w:val="20"/>
+              </w:rPr>
+              <w:t>}, {assignments - location}</w:t>
             </w:r>
             <w:r>
               <w:rPr>
@@ -1209,7 +1252,23 @@
                 <w:sz w:val="20"/>
                 <w:szCs w:val="20"/>
               </w:rPr>
-              <w:t>{assignments – day_count} Hari</w:t>
+              <w:t xml:space="preserve">{assignments – </w:t>
+            </w:r>
+            <w:proofErr w:type="spellStart"/>
+            <w:r>
+              <w:rPr>
+                <w:sz w:val="20"/>
+                <w:szCs w:val="20"/>
+              </w:rPr>
+              <w:t>day_count</w:t>
+            </w:r>
+            <w:proofErr w:type="spellEnd"/>
+            <w:r>
+              <w:rPr>
+                <w:sz w:val="20"/>
+                <w:szCs w:val="20"/>
+              </w:rPr>
+              <w:t>} Hari</w:t>
             </w:r>
           </w:p>
           <w:p>
@@ -1231,8 +1290,17 @@
                 <w:sz w:val="20"/>
                 <w:szCs w:val="20"/>
               </w:rPr>
-              <w:t>{assignments – boarding_date</w:t>
-            </w:r>
+              <w:t xml:space="preserve">{assignments – </w:t>
+            </w:r>
+            <w:proofErr w:type="spellStart"/>
+            <w:r>
+              <w:rPr>
+                <w:sz w:val="20"/>
+                <w:szCs w:val="20"/>
+              </w:rPr>
+              <w:t>boarding_date</w:t>
+            </w:r>
+            <w:proofErr w:type="spellEnd"/>
             <w:r>
               <w:rPr>
                 <w:sz w:val="20"/>
@@ -1262,13 +1330,23 @@
               </w:rPr>
               <w:t xml:space="preserve">{assignments – </w:t>
             </w:r>
-            <w:r>
-              <w:rPr>
-                <w:sz w:val="20"/>
-                <w:szCs w:val="20"/>
-              </w:rPr>
-              <w:t>boarding_date</w:t>
-            </w:r>
+            <w:proofErr w:type="spellStart"/>
+            <w:r>
+              <w:rPr>
+                <w:sz w:val="20"/>
+                <w:szCs w:val="20"/>
+              </w:rPr>
+              <w:t>boarding_</w:t>
+            </w:r>
+            <w:proofErr w:type="gramStart"/>
+            <w:r>
+              <w:rPr>
+                <w:sz w:val="20"/>
+                <w:szCs w:val="20"/>
+              </w:rPr>
+              <w:t>date</w:t>
+            </w:r>
+            <w:proofErr w:type="spellEnd"/>
             <w:r>
               <w:rPr>
                 <w:sz w:val="20"/>
@@ -1283,12 +1361,29 @@
               </w:rPr>
               <w:t>+</w:t>
             </w:r>
-            <w:r>
-              <w:rPr>
-                <w:sz w:val="20"/>
-                <w:szCs w:val="20"/>
-              </w:rPr>
-              <w:t>{assignments – day_count}</w:t>
+            <w:proofErr w:type="gramEnd"/>
+            <w:r>
+              <w:rPr>
+                <w:sz w:val="20"/>
+                <w:szCs w:val="20"/>
+              </w:rPr>
+              <w:t xml:space="preserve">{assignments – </w:t>
+            </w:r>
+            <w:proofErr w:type="spellStart"/>
+            <w:r>
+              <w:rPr>
+                <w:sz w:val="20"/>
+                <w:szCs w:val="20"/>
+              </w:rPr>
+              <w:t>day_count</w:t>
+            </w:r>
+            <w:proofErr w:type="spellEnd"/>
+            <w:r>
+              <w:rPr>
+                <w:sz w:val="20"/>
+                <w:szCs w:val="20"/>
+              </w:rPr>
+              <w:t>}</w:t>
             </w:r>
             <w:r>
               <w:rPr>
@@ -1711,12 +1806,21 @@
                 <w:szCs w:val="20"/>
               </w:rPr>
             </w:pPr>
-            <w:r>
-              <w:rPr>
-                <w:sz w:val="20"/>
-                <w:szCs w:val="20"/>
-              </w:rPr>
-              <w:t>Dikeluarkan di</w:t>
+            <w:proofErr w:type="spellStart"/>
+            <w:r>
+              <w:rPr>
+                <w:sz w:val="20"/>
+                <w:szCs w:val="20"/>
+              </w:rPr>
+              <w:t>Dikeluarkan</w:t>
+            </w:r>
+            <w:proofErr w:type="spellEnd"/>
+            <w:r>
+              <w:rPr>
+                <w:sz w:val="20"/>
+                <w:szCs w:val="20"/>
+              </w:rPr>
+              <w:t xml:space="preserve"> di</w:t>
             </w:r>
           </w:p>
         </w:tc>
@@ -1755,6 +1859,7 @@
                 <w:szCs w:val="20"/>
               </w:rPr>
             </w:pPr>
+            <w:proofErr w:type="spellStart"/>
             <w:r>
               <w:rPr>
                 <w:sz w:val="20"/>
@@ -1762,6 +1867,7 @@
               </w:rPr>
               <w:t>Banjarbaru</w:t>
             </w:r>
+            <w:proofErr w:type="spellEnd"/>
           </w:p>
         </w:tc>
       </w:tr>
@@ -1784,8 +1890,17 @@
                 <w:sz w:val="20"/>
                 <w:szCs w:val="20"/>
               </w:rPr>
-              <w:t>Pada Tanggal</w:t>
-            </w:r>
+              <w:t xml:space="preserve">Pada </w:t>
+            </w:r>
+            <w:proofErr w:type="spellStart"/>
+            <w:r>
+              <w:rPr>
+                <w:sz w:val="20"/>
+                <w:szCs w:val="20"/>
+              </w:rPr>
+              <w:t>Tanggal</w:t>
+            </w:r>
+            <w:proofErr w:type="spellEnd"/>
           </w:p>
         </w:tc>
         <w:tc>
@@ -1835,7 +1950,55 @@
                 <w:sz w:val="20"/>
                 <w:szCs w:val="20"/>
               </w:rPr>
-              <w:t xml:space="preserve"> (dikurangi satu hari)</w:t>
+              <w:t xml:space="preserve"> (</w:t>
+            </w:r>
+            <w:proofErr w:type="spellStart"/>
+            <w:r>
+              <w:rPr>
+                <w:sz w:val="20"/>
+                <w:szCs w:val="20"/>
+              </w:rPr>
+              <w:t>dikurangi</w:t>
+            </w:r>
+            <w:proofErr w:type="spellEnd"/>
+            <w:r>
+              <w:rPr>
+                <w:sz w:val="20"/>
+                <w:szCs w:val="20"/>
+              </w:rPr>
+              <w:t xml:space="preserve"> </w:t>
+            </w:r>
+            <w:proofErr w:type="spellStart"/>
+            <w:r>
+              <w:rPr>
+                <w:sz w:val="20"/>
+                <w:szCs w:val="20"/>
+              </w:rPr>
+              <w:t>satu</w:t>
+            </w:r>
+            <w:proofErr w:type="spellEnd"/>
+            <w:r>
+              <w:rPr>
+                <w:sz w:val="20"/>
+                <w:szCs w:val="20"/>
+              </w:rPr>
+              <w:t xml:space="preserve"> </w:t>
+            </w:r>
+            <w:proofErr w:type="spellStart"/>
+            <w:r>
+              <w:rPr>
+                <w:sz w:val="20"/>
+                <w:szCs w:val="20"/>
+              </w:rPr>
+              <w:t>hari</w:t>
+            </w:r>
+            <w:proofErr w:type="spellEnd"/>
+            <w:r>
+              <w:rPr>
+                <w:sz w:val="20"/>
+                <w:szCs w:val="20"/>
+              </w:rPr>
+              <w:t>)</w:t>
             </w:r>
             <w:r>
               <w:rPr>
@@ -2110,34 +2273,20 @@
           <w:u w:val="single"/>
           <w:lang w:val="sv-SE"/>
         </w:rPr>
-      </w:pPr>
-    </w:p>
-    <w:p>
-      <w:pPr>
-        <w:spacing w:after="160" w:line="278" w:lineRule="auto"/>
-        <w:jc w:val="left"/>
-        <w:rPr>
-          <w:b/>
-          <w:bCs/>
-          <w:u w:val="single"/>
-          <w:lang w:val="sv-SE"/>
-        </w:rPr>
-      </w:pPr>
-      <w:r>
-        <w:rPr>
-          <w:b/>
-          <w:bCs/>
-          <w:u w:val="single"/>
-          <w:lang w:val="sv-SE"/>
-        </w:rPr>
-        <w:br w:type="page"/>
-      </w:r>
+        <w:sectPr>
+          <w:headerReference w:type="default" r:id="rId8"/>
+          <w:pgSz w:w="11906" w:h="16838" w:code="9"/>
+          <w:pgMar w:top="567" w:right="567" w:bottom="567" w:left="567" w:header="709" w:footer="0" w:gutter="0"/>
+          <w:cols w:space="708"/>
+          <w:docGrid w:linePitch="360"/>
+        </w:sectPr>
+      </w:pPr>
     </w:p>
     <w:tbl>
       <w:tblPr>
         <w:tblStyle w:val="TableGrid"/>
+        <w:tblpPr w:leftFromText="180" w:rightFromText="180" w:vertAnchor="text" w:horzAnchor="margin" w:tblpXSpec="right" w:tblpY="67"/>
         <w:tblW w:w="0" w:type="auto"/>
-        <w:tblInd w:w="5098" w:type="dxa"/>
         <w:tblLook w:val="04A0" w:firstRow="1" w:lastRow="0" w:firstColumn="1" w:lastColumn="0" w:noHBand="0" w:noVBand="1"/>
       </w:tblPr>
       <w:tblGrid>
@@ -2485,7 +2634,6 @@
               <w:rPr>
                 <w:sz w:val="20"/>
                 <w:szCs w:val="18"/>
-                <w:lang w:val="sv-SE"/>
               </w:rPr>
             </w:pPr>
           </w:p>
@@ -2606,8 +2754,10 @@
                 <w:szCs w:val="18"/>
                 <w:u w:val="single"/>
               </w:rPr>
-              <w:t>MULYONO, S.Kom</w:t>
-            </w:r>
+              <w:t xml:space="preserve">MULYONO, </w:t>
+            </w:r>
+            <w:proofErr w:type="spellStart"/>
+            <w:proofErr w:type="gramStart"/>
             <w:r>
               <w:rPr>
                 <w:b/>
@@ -2616,6 +2766,18 @@
                 <w:szCs w:val="18"/>
                 <w:u w:val="single"/>
               </w:rPr>
+              <w:t>S.Kom</w:t>
+            </w:r>
+            <w:proofErr w:type="spellEnd"/>
+            <w:proofErr w:type="gramEnd"/>
+            <w:r>
+              <w:rPr>
+                <w:b/>
+                <w:bCs/>
+                <w:sz w:val="20"/>
+                <w:szCs w:val="18"/>
+                <w:u w:val="single"/>
+              </w:rPr>
               <w:t>., M.M</w:t>
             </w:r>
           </w:p>
@@ -2639,6 +2801,17 @@
         </w:tc>
       </w:tr>
     </w:tbl>
+    <w:p>
+      <w:pPr>
+        <w:spacing w:after="160" w:line="278" w:lineRule="auto"/>
+        <w:jc w:val="left"/>
+        <w:rPr>
+          <w:b/>
+          <w:bCs/>
+          <w:u w:val="single"/>
+        </w:rPr>
+      </w:pPr>
+    </w:p>
     <w:p>
       <w:pPr>
         <w:spacing w:line="240" w:lineRule="auto"/>
@@ -2774,13 +2947,31 @@
                 <w:szCs w:val="20"/>
               </w:rPr>
             </w:pPr>
-            <w:r>
-              <w:rPr>
-                <w:sz w:val="20"/>
-                <w:szCs w:val="20"/>
-              </w:rPr>
-              <w:t>Berangkat dari</w:t>
-            </w:r>
+            <w:proofErr w:type="spellStart"/>
+            <w:r>
+              <w:rPr>
+                <w:sz w:val="20"/>
+                <w:szCs w:val="20"/>
+              </w:rPr>
+              <w:t>Berangkat</w:t>
+            </w:r>
+            <w:proofErr w:type="spellEnd"/>
+            <w:r>
+              <w:rPr>
+                <w:sz w:val="20"/>
+                <w:szCs w:val="20"/>
+              </w:rPr>
+              <w:t xml:space="preserve"> </w:t>
+            </w:r>
+            <w:proofErr w:type="spellStart"/>
+            <w:r>
+              <w:rPr>
+                <w:sz w:val="20"/>
+                <w:szCs w:val="20"/>
+              </w:rPr>
+              <w:t>dari</w:t>
+            </w:r>
+            <w:proofErr w:type="spellEnd"/>
           </w:p>
         </w:tc>
         <w:tc>
@@ -2868,8 +3059,17 @@
                 <w:sz w:val="20"/>
                 <w:szCs w:val="20"/>
               </w:rPr>
-              <w:t>Pada Tanggal</w:t>
-            </w:r>
+              <w:t xml:space="preserve">Pada </w:t>
+            </w:r>
+            <w:proofErr w:type="spellStart"/>
+            <w:r>
+              <w:rPr>
+                <w:sz w:val="20"/>
+                <w:szCs w:val="20"/>
+              </w:rPr>
+              <w:t>Tanggal</w:t>
+            </w:r>
+            <w:proofErr w:type="spellEnd"/>
           </w:p>
         </w:tc>
         <w:tc>
@@ -2979,6 +3179,7 @@
                 <w:szCs w:val="20"/>
               </w:rPr>
             </w:pPr>
+            <w:proofErr w:type="spellStart"/>
             <w:r>
               <w:rPr>
                 <w:sz w:val="20"/>
@@ -2986,6 +3187,7 @@
               </w:rPr>
               <w:t>Banjarbaru</w:t>
             </w:r>
+            <w:proofErr w:type="spellEnd"/>
           </w:p>
         </w:tc>
       </w:tr>
@@ -3074,8 +3276,17 @@
                 <w:sz w:val="20"/>
                 <w:szCs w:val="20"/>
               </w:rPr>
-              <w:t>Pada Tanggal</w:t>
-            </w:r>
+              <w:t xml:space="preserve">Pada </w:t>
+            </w:r>
+            <w:proofErr w:type="spellStart"/>
+            <w:r>
+              <w:rPr>
+                <w:sz w:val="20"/>
+                <w:szCs w:val="20"/>
+              </w:rPr>
+              <w:t>Tanggal</w:t>
+            </w:r>
+            <w:proofErr w:type="spellEnd"/>
           </w:p>
         </w:tc>
         <w:tc>
@@ -3119,10 +3330,1005 @@
               <w:rPr>
                 <w:sz w:val="20"/>
                 <w:szCs w:val="20"/>
-                <w:lang w:val="sv-SE"/>
-              </w:rPr>
-              <w:t>{assignments – boarding_date}</w:t>
-            </w:r>
+              </w:rPr>
+              <w:t xml:space="preserve">{assignments – </w:t>
+            </w:r>
+            <w:proofErr w:type="spellStart"/>
+            <w:r>
+              <w:rPr>
+                <w:sz w:val="20"/>
+                <w:szCs w:val="20"/>
+              </w:rPr>
+              <w:t>boarding_</w:t>
+            </w:r>
+            <w:proofErr w:type="gramStart"/>
+            <w:r>
+              <w:rPr>
+                <w:sz w:val="20"/>
+                <w:szCs w:val="20"/>
+              </w:rPr>
+              <w:t>date</w:t>
+            </w:r>
+            <w:proofErr w:type="spellEnd"/>
+            <w:r>
+              <w:rPr>
+                <w:sz w:val="20"/>
+                <w:szCs w:val="20"/>
+              </w:rPr>
+              <w:t>}+</w:t>
+            </w:r>
+            <w:proofErr w:type="gramEnd"/>
+            <w:r>
+              <w:rPr>
+                <w:sz w:val="20"/>
+                <w:szCs w:val="20"/>
+              </w:rPr>
+              <w:t xml:space="preserve">{assignments – </w:t>
+            </w:r>
+            <w:proofErr w:type="spellStart"/>
+            <w:r>
+              <w:rPr>
+                <w:sz w:val="20"/>
+                <w:szCs w:val="20"/>
+              </w:rPr>
+              <w:t>day_count</w:t>
+            </w:r>
+            <w:proofErr w:type="spellEnd"/>
+            <w:r>
+              <w:rPr>
+                <w:sz w:val="20"/>
+                <w:szCs w:val="20"/>
+              </w:rPr>
+              <w:t>}-1</w:t>
+            </w:r>
+          </w:p>
+        </w:tc>
+      </w:tr>
+      <w:tr>
+        <w:trPr>
+          <w:trHeight w:val="2266"/>
+        </w:trPr>
+        <w:tc>
+          <w:tcPr>
+            <w:tcW w:w="5123" w:type="dxa"/>
+            <w:gridSpan w:val="4"/>
+            <w:vAlign w:val="center"/>
+          </w:tcPr>
+          <w:p>
+            <w:pPr>
+              <w:spacing w:line="240" w:lineRule="auto"/>
+              <w:jc w:val="left"/>
+              <w:rPr>
+                <w:sz w:val="20"/>
+                <w:szCs w:val="20"/>
+              </w:rPr>
+            </w:pPr>
+          </w:p>
+        </w:tc>
+        <w:tc>
+          <w:tcPr>
+            <w:tcW w:w="5639" w:type="dxa"/>
+            <w:gridSpan w:val="3"/>
+            <w:vAlign w:val="center"/>
+          </w:tcPr>
+          <w:p>
+            <w:pPr>
+              <w:spacing w:line="240" w:lineRule="auto"/>
+              <w:jc w:val="left"/>
+              <w:rPr>
+                <w:sz w:val="20"/>
+                <w:szCs w:val="20"/>
+              </w:rPr>
+            </w:pPr>
+          </w:p>
+        </w:tc>
+      </w:tr>
+      <w:tr>
+        <w:tc>
+          <w:tcPr>
+            <w:tcW w:w="466" w:type="dxa"/>
+            <w:vMerge w:val="restart"/>
+            <w:vAlign w:val="center"/>
+          </w:tcPr>
+          <w:p>
+            <w:pPr>
+              <w:spacing w:line="240" w:lineRule="auto"/>
+              <w:jc w:val="left"/>
+              <w:rPr>
+                <w:sz w:val="20"/>
+                <w:szCs w:val="20"/>
+              </w:rPr>
+            </w:pPr>
+            <w:r>
+              <w:rPr>
+                <w:sz w:val="20"/>
+                <w:szCs w:val="20"/>
+              </w:rPr>
+              <w:t>I</w:t>
+            </w:r>
+            <w:r>
+              <w:rPr>
+                <w:sz w:val="20"/>
+                <w:szCs w:val="20"/>
+              </w:rPr>
+              <w:t>I</w:t>
+            </w:r>
+            <w:r>
+              <w:rPr>
+                <w:sz w:val="20"/>
+                <w:szCs w:val="20"/>
+              </w:rPr>
+              <w:t xml:space="preserve">. </w:t>
+            </w:r>
+          </w:p>
+        </w:tc>
+        <w:tc>
+          <w:tcPr>
+            <w:tcW w:w="1552" w:type="dxa"/>
+            <w:vAlign w:val="center"/>
+          </w:tcPr>
+          <w:p>
+            <w:pPr>
+              <w:spacing w:line="240" w:lineRule="auto"/>
+              <w:jc w:val="left"/>
+              <w:rPr>
+                <w:sz w:val="20"/>
+                <w:szCs w:val="20"/>
+              </w:rPr>
+            </w:pPr>
+            <w:r>
+              <w:rPr>
+                <w:sz w:val="20"/>
+                <w:szCs w:val="20"/>
+              </w:rPr>
+              <w:t>Tiba di</w:t>
+            </w:r>
+          </w:p>
+        </w:tc>
+        <w:tc>
+          <w:tcPr>
+            <w:tcW w:w="282" w:type="dxa"/>
+            <w:vAlign w:val="center"/>
+          </w:tcPr>
+          <w:p>
+            <w:pPr>
+              <w:spacing w:line="240" w:lineRule="auto"/>
+              <w:jc w:val="center"/>
+              <w:rPr>
+                <w:sz w:val="20"/>
+                <w:szCs w:val="20"/>
+              </w:rPr>
+            </w:pPr>
+            <w:r>
+              <w:rPr>
+                <w:sz w:val="20"/>
+                <w:szCs w:val="20"/>
+              </w:rPr>
+              <w:t>:</w:t>
+            </w:r>
+          </w:p>
+        </w:tc>
+        <w:tc>
+          <w:tcPr>
+            <w:tcW w:w="2823" w:type="dxa"/>
+            <w:vAlign w:val="center"/>
+          </w:tcPr>
+          <w:p>
+            <w:pPr>
+              <w:spacing w:line="240" w:lineRule="auto"/>
+              <w:jc w:val="left"/>
+              <w:rPr>
+                <w:sz w:val="20"/>
+                <w:szCs w:val="20"/>
+              </w:rPr>
+            </w:pPr>
+          </w:p>
+        </w:tc>
+        <w:tc>
+          <w:tcPr>
+            <w:tcW w:w="1836" w:type="dxa"/>
+            <w:vAlign w:val="center"/>
+          </w:tcPr>
+          <w:p>
+            <w:pPr>
+              <w:spacing w:line="240" w:lineRule="auto"/>
+              <w:jc w:val="left"/>
+              <w:rPr>
+                <w:sz w:val="20"/>
+                <w:szCs w:val="20"/>
+              </w:rPr>
+            </w:pPr>
+            <w:proofErr w:type="spellStart"/>
+            <w:r>
+              <w:rPr>
+                <w:sz w:val="20"/>
+                <w:szCs w:val="20"/>
+              </w:rPr>
+              <w:t>Berangkat</w:t>
+            </w:r>
+            <w:proofErr w:type="spellEnd"/>
+            <w:r>
+              <w:rPr>
+                <w:sz w:val="20"/>
+                <w:szCs w:val="20"/>
+              </w:rPr>
+              <w:t xml:space="preserve"> </w:t>
+            </w:r>
+            <w:proofErr w:type="spellStart"/>
+            <w:r>
+              <w:rPr>
+                <w:sz w:val="20"/>
+                <w:szCs w:val="20"/>
+              </w:rPr>
+              <w:t>dari</w:t>
+            </w:r>
+            <w:proofErr w:type="spellEnd"/>
+          </w:p>
+        </w:tc>
+        <w:tc>
+          <w:tcPr>
+            <w:tcW w:w="424" w:type="dxa"/>
+            <w:vAlign w:val="center"/>
+          </w:tcPr>
+          <w:p>
+            <w:pPr>
+              <w:spacing w:line="240" w:lineRule="auto"/>
+              <w:jc w:val="center"/>
+              <w:rPr>
+                <w:sz w:val="20"/>
+                <w:szCs w:val="20"/>
+              </w:rPr>
+            </w:pPr>
+            <w:r>
+              <w:rPr>
+                <w:sz w:val="20"/>
+                <w:szCs w:val="20"/>
+              </w:rPr>
+              <w:t>:</w:t>
+            </w:r>
+          </w:p>
+        </w:tc>
+        <w:tc>
+          <w:tcPr>
+            <w:tcW w:w="3379" w:type="dxa"/>
+            <w:vAlign w:val="center"/>
+          </w:tcPr>
+          <w:p>
+            <w:pPr>
+              <w:spacing w:line="240" w:lineRule="auto"/>
+              <w:jc w:val="left"/>
+              <w:rPr>
+                <w:sz w:val="20"/>
+                <w:szCs w:val="20"/>
+              </w:rPr>
+            </w:pPr>
+          </w:p>
+        </w:tc>
+      </w:tr>
+      <w:tr>
+        <w:tc>
+          <w:tcPr>
+            <w:tcW w:w="466" w:type="dxa"/>
+            <w:vMerge/>
+            <w:vAlign w:val="center"/>
+          </w:tcPr>
+          <w:p>
+            <w:pPr>
+              <w:spacing w:line="240" w:lineRule="auto"/>
+              <w:jc w:val="left"/>
+              <w:rPr>
+                <w:sz w:val="20"/>
+                <w:szCs w:val="20"/>
+              </w:rPr>
+            </w:pPr>
+          </w:p>
+        </w:tc>
+        <w:tc>
+          <w:tcPr>
+            <w:tcW w:w="1552" w:type="dxa"/>
+            <w:vAlign w:val="center"/>
+          </w:tcPr>
+          <w:p>
+            <w:pPr>
+              <w:spacing w:line="240" w:lineRule="auto"/>
+              <w:jc w:val="left"/>
+              <w:rPr>
+                <w:sz w:val="20"/>
+                <w:szCs w:val="20"/>
+              </w:rPr>
+            </w:pPr>
+            <w:r>
+              <w:rPr>
+                <w:sz w:val="20"/>
+                <w:szCs w:val="20"/>
+              </w:rPr>
+              <w:t xml:space="preserve">Pada </w:t>
+            </w:r>
+            <w:proofErr w:type="spellStart"/>
+            <w:r>
+              <w:rPr>
+                <w:sz w:val="20"/>
+                <w:szCs w:val="20"/>
+              </w:rPr>
+              <w:t>Tanggal</w:t>
+            </w:r>
+            <w:proofErr w:type="spellEnd"/>
+          </w:p>
+        </w:tc>
+        <w:tc>
+          <w:tcPr>
+            <w:tcW w:w="282" w:type="dxa"/>
+            <w:vAlign w:val="center"/>
+          </w:tcPr>
+          <w:p>
+            <w:pPr>
+              <w:spacing w:line="240" w:lineRule="auto"/>
+              <w:jc w:val="center"/>
+              <w:rPr>
+                <w:sz w:val="20"/>
+                <w:szCs w:val="20"/>
+              </w:rPr>
+            </w:pPr>
+            <w:r>
+              <w:rPr>
+                <w:sz w:val="20"/>
+                <w:szCs w:val="20"/>
+              </w:rPr>
+              <w:t>:</w:t>
+            </w:r>
+          </w:p>
+        </w:tc>
+        <w:tc>
+          <w:tcPr>
+            <w:tcW w:w="2823" w:type="dxa"/>
+            <w:vAlign w:val="center"/>
+          </w:tcPr>
+          <w:p>
+            <w:pPr>
+              <w:spacing w:line="240" w:lineRule="auto"/>
+              <w:jc w:val="left"/>
+              <w:rPr>
+                <w:sz w:val="20"/>
+                <w:szCs w:val="20"/>
+              </w:rPr>
+            </w:pPr>
+          </w:p>
+        </w:tc>
+        <w:tc>
+          <w:tcPr>
+            <w:tcW w:w="1836" w:type="dxa"/>
+            <w:vAlign w:val="center"/>
+          </w:tcPr>
+          <w:p>
+            <w:pPr>
+              <w:spacing w:line="240" w:lineRule="auto"/>
+              <w:jc w:val="left"/>
+              <w:rPr>
+                <w:sz w:val="20"/>
+                <w:szCs w:val="20"/>
+              </w:rPr>
+            </w:pPr>
+            <w:r>
+              <w:rPr>
+                <w:sz w:val="20"/>
+                <w:szCs w:val="20"/>
+              </w:rPr>
+              <w:t>Ke</w:t>
+            </w:r>
+          </w:p>
+        </w:tc>
+        <w:tc>
+          <w:tcPr>
+            <w:tcW w:w="424" w:type="dxa"/>
+            <w:vAlign w:val="center"/>
+          </w:tcPr>
+          <w:p>
+            <w:pPr>
+              <w:spacing w:line="240" w:lineRule="auto"/>
+              <w:jc w:val="center"/>
+              <w:rPr>
+                <w:sz w:val="20"/>
+                <w:szCs w:val="20"/>
+              </w:rPr>
+            </w:pPr>
+            <w:r>
+              <w:rPr>
+                <w:sz w:val="20"/>
+                <w:szCs w:val="20"/>
+              </w:rPr>
+              <w:t>:</w:t>
+            </w:r>
+          </w:p>
+        </w:tc>
+        <w:tc>
+          <w:tcPr>
+            <w:tcW w:w="3379" w:type="dxa"/>
+            <w:vAlign w:val="center"/>
+          </w:tcPr>
+          <w:p>
+            <w:pPr>
+              <w:spacing w:line="240" w:lineRule="auto"/>
+              <w:jc w:val="left"/>
+              <w:rPr>
+                <w:sz w:val="20"/>
+                <w:szCs w:val="20"/>
+              </w:rPr>
+            </w:pPr>
+          </w:p>
+        </w:tc>
+      </w:tr>
+      <w:tr>
+        <w:tc>
+          <w:tcPr>
+            <w:tcW w:w="466" w:type="dxa"/>
+            <w:vMerge/>
+            <w:vAlign w:val="center"/>
+          </w:tcPr>
+          <w:p>
+            <w:pPr>
+              <w:spacing w:line="240" w:lineRule="auto"/>
+              <w:jc w:val="left"/>
+              <w:rPr>
+                <w:sz w:val="20"/>
+                <w:szCs w:val="20"/>
+              </w:rPr>
+            </w:pPr>
+          </w:p>
+        </w:tc>
+        <w:tc>
+          <w:tcPr>
+            <w:tcW w:w="1552" w:type="dxa"/>
+            <w:vAlign w:val="center"/>
+          </w:tcPr>
+          <w:p>
+            <w:pPr>
+              <w:spacing w:line="240" w:lineRule="auto"/>
+              <w:jc w:val="left"/>
+              <w:rPr>
+                <w:sz w:val="20"/>
+                <w:szCs w:val="20"/>
+              </w:rPr>
+            </w:pPr>
+          </w:p>
+        </w:tc>
+        <w:tc>
+          <w:tcPr>
+            <w:tcW w:w="282" w:type="dxa"/>
+            <w:vAlign w:val="center"/>
+          </w:tcPr>
+          <w:p>
+            <w:pPr>
+              <w:spacing w:line="240" w:lineRule="auto"/>
+              <w:jc w:val="center"/>
+              <w:rPr>
+                <w:sz w:val="20"/>
+                <w:szCs w:val="20"/>
+              </w:rPr>
+            </w:pPr>
+          </w:p>
+        </w:tc>
+        <w:tc>
+          <w:tcPr>
+            <w:tcW w:w="2823" w:type="dxa"/>
+            <w:vAlign w:val="center"/>
+          </w:tcPr>
+          <w:p>
+            <w:pPr>
+              <w:spacing w:line="240" w:lineRule="auto"/>
+              <w:jc w:val="left"/>
+              <w:rPr>
+                <w:sz w:val="20"/>
+                <w:szCs w:val="20"/>
+              </w:rPr>
+            </w:pPr>
+          </w:p>
+        </w:tc>
+        <w:tc>
+          <w:tcPr>
+            <w:tcW w:w="1836" w:type="dxa"/>
+            <w:vAlign w:val="center"/>
+          </w:tcPr>
+          <w:p>
+            <w:pPr>
+              <w:spacing w:line="240" w:lineRule="auto"/>
+              <w:jc w:val="left"/>
+              <w:rPr>
+                <w:sz w:val="20"/>
+                <w:szCs w:val="20"/>
+              </w:rPr>
+            </w:pPr>
+            <w:r>
+              <w:rPr>
+                <w:sz w:val="20"/>
+                <w:szCs w:val="20"/>
+              </w:rPr>
+              <w:t xml:space="preserve">Pada </w:t>
+            </w:r>
+            <w:proofErr w:type="spellStart"/>
+            <w:r>
+              <w:rPr>
+                <w:sz w:val="20"/>
+                <w:szCs w:val="20"/>
+              </w:rPr>
+              <w:t>Tanggal</w:t>
+            </w:r>
+            <w:proofErr w:type="spellEnd"/>
+          </w:p>
+        </w:tc>
+        <w:tc>
+          <w:tcPr>
+            <w:tcW w:w="424" w:type="dxa"/>
+            <w:vAlign w:val="center"/>
+          </w:tcPr>
+          <w:p>
+            <w:pPr>
+              <w:spacing w:line="240" w:lineRule="auto"/>
+              <w:jc w:val="center"/>
+              <w:rPr>
+                <w:sz w:val="20"/>
+                <w:szCs w:val="20"/>
+              </w:rPr>
+            </w:pPr>
+            <w:r>
+              <w:rPr>
+                <w:sz w:val="20"/>
+                <w:szCs w:val="20"/>
+              </w:rPr>
+              <w:t>:</w:t>
+            </w:r>
+          </w:p>
+        </w:tc>
+        <w:tc>
+          <w:tcPr>
+            <w:tcW w:w="3379" w:type="dxa"/>
+            <w:vAlign w:val="center"/>
+          </w:tcPr>
+          <w:p>
+            <w:pPr>
+              <w:spacing w:line="240" w:lineRule="auto"/>
+              <w:jc w:val="left"/>
+              <w:rPr>
+                <w:sz w:val="20"/>
+                <w:szCs w:val="20"/>
+              </w:rPr>
+            </w:pPr>
+          </w:p>
+        </w:tc>
+      </w:tr>
+      <w:tr>
+        <w:trPr>
+          <w:trHeight w:val="2110"/>
+        </w:trPr>
+        <w:tc>
+          <w:tcPr>
+            <w:tcW w:w="5123" w:type="dxa"/>
+            <w:gridSpan w:val="4"/>
+            <w:vAlign w:val="center"/>
+          </w:tcPr>
+          <w:p>
+            <w:pPr>
+              <w:spacing w:line="240" w:lineRule="auto"/>
+              <w:jc w:val="left"/>
+              <w:rPr>
+                <w:sz w:val="20"/>
+                <w:szCs w:val="20"/>
+              </w:rPr>
+            </w:pPr>
+          </w:p>
+        </w:tc>
+        <w:tc>
+          <w:tcPr>
+            <w:tcW w:w="5639" w:type="dxa"/>
+            <w:gridSpan w:val="3"/>
+            <w:vAlign w:val="center"/>
+          </w:tcPr>
+          <w:p>
+            <w:pPr>
+              <w:spacing w:line="240" w:lineRule="auto"/>
+              <w:jc w:val="left"/>
+              <w:rPr>
+                <w:sz w:val="20"/>
+                <w:szCs w:val="20"/>
+              </w:rPr>
+            </w:pPr>
+          </w:p>
+        </w:tc>
+      </w:tr>
+      <w:tr>
+        <w:tc>
+          <w:tcPr>
+            <w:tcW w:w="466" w:type="dxa"/>
+            <w:vMerge w:val="restart"/>
+            <w:vAlign w:val="center"/>
+          </w:tcPr>
+          <w:p>
+            <w:pPr>
+              <w:spacing w:line="240" w:lineRule="auto"/>
+              <w:jc w:val="left"/>
+              <w:rPr>
+                <w:sz w:val="20"/>
+                <w:szCs w:val="20"/>
+              </w:rPr>
+            </w:pPr>
+            <w:r>
+              <w:rPr>
+                <w:sz w:val="20"/>
+                <w:szCs w:val="20"/>
+              </w:rPr>
+              <w:t>I</w:t>
+            </w:r>
+            <w:r>
+              <w:rPr>
+                <w:sz w:val="20"/>
+                <w:szCs w:val="20"/>
+              </w:rPr>
+              <w:t>II</w:t>
+            </w:r>
+            <w:r>
+              <w:rPr>
+                <w:sz w:val="20"/>
+                <w:szCs w:val="20"/>
+              </w:rPr>
+              <w:t xml:space="preserve">. </w:t>
+            </w:r>
+          </w:p>
+        </w:tc>
+        <w:tc>
+          <w:tcPr>
+            <w:tcW w:w="1552" w:type="dxa"/>
+            <w:vAlign w:val="center"/>
+          </w:tcPr>
+          <w:p>
+            <w:pPr>
+              <w:spacing w:line="240" w:lineRule="auto"/>
+              <w:jc w:val="left"/>
+              <w:rPr>
+                <w:sz w:val="20"/>
+                <w:szCs w:val="20"/>
+              </w:rPr>
+            </w:pPr>
+            <w:r>
+              <w:rPr>
+                <w:sz w:val="20"/>
+                <w:szCs w:val="20"/>
+              </w:rPr>
+              <w:t>Tiba di</w:t>
+            </w:r>
+          </w:p>
+        </w:tc>
+        <w:tc>
+          <w:tcPr>
+            <w:tcW w:w="282" w:type="dxa"/>
+            <w:vAlign w:val="center"/>
+          </w:tcPr>
+          <w:p>
+            <w:pPr>
+              <w:spacing w:line="240" w:lineRule="auto"/>
+              <w:jc w:val="center"/>
+              <w:rPr>
+                <w:sz w:val="20"/>
+                <w:szCs w:val="20"/>
+              </w:rPr>
+            </w:pPr>
+            <w:r>
+              <w:rPr>
+                <w:sz w:val="20"/>
+                <w:szCs w:val="20"/>
+              </w:rPr>
+              <w:t>:</w:t>
+            </w:r>
+          </w:p>
+        </w:tc>
+        <w:tc>
+          <w:tcPr>
+            <w:tcW w:w="2823" w:type="dxa"/>
+            <w:vAlign w:val="center"/>
+          </w:tcPr>
+          <w:p>
+            <w:pPr>
+              <w:spacing w:line="240" w:lineRule="auto"/>
+              <w:jc w:val="left"/>
+              <w:rPr>
+                <w:sz w:val="20"/>
+                <w:szCs w:val="20"/>
+              </w:rPr>
+            </w:pPr>
+            <w:proofErr w:type="spellStart"/>
+            <w:r>
+              <w:rPr>
+                <w:sz w:val="20"/>
+                <w:szCs w:val="20"/>
+              </w:rPr>
+              <w:t>Banjarbaru</w:t>
+            </w:r>
+            <w:proofErr w:type="spellEnd"/>
+          </w:p>
+        </w:tc>
+        <w:tc>
+          <w:tcPr>
+            <w:tcW w:w="5639" w:type="dxa"/>
+            <w:gridSpan w:val="3"/>
+            <w:vMerge w:val="restart"/>
+          </w:tcPr>
+          <w:p>
+            <w:pPr>
+              <w:spacing w:line="240" w:lineRule="auto"/>
+              <w:jc w:val="left"/>
+              <w:rPr>
+                <w:sz w:val="20"/>
+                <w:szCs w:val="20"/>
+                <w:lang w:val="sv-SE"/>
+              </w:rPr>
+            </w:pPr>
+            <w:r>
+              <w:rPr>
+                <w:sz w:val="20"/>
+                <w:szCs w:val="20"/>
+                <w:lang w:val="sv-SE"/>
+              </w:rPr>
+              <w:t>Telah diperiksa dengan keterangan bahwa perjalanan tersebut diatas benar dilakukan atas perintahnya dan semata-mata untuk kepentingan dinas dalam waktu yang sesingkat-singkatnya</w:t>
+            </w:r>
+          </w:p>
+        </w:tc>
+      </w:tr>
+      <w:tr>
+        <w:tc>
+          <w:tcPr>
+            <w:tcW w:w="466" w:type="dxa"/>
+            <w:vMerge/>
+            <w:vAlign w:val="center"/>
+          </w:tcPr>
+          <w:p>
+            <w:pPr>
+              <w:spacing w:line="240" w:lineRule="auto"/>
+              <w:jc w:val="left"/>
+              <w:rPr>
+                <w:sz w:val="20"/>
+                <w:szCs w:val="20"/>
+                <w:lang w:val="sv-SE"/>
+              </w:rPr>
+            </w:pPr>
+          </w:p>
+        </w:tc>
+        <w:tc>
+          <w:tcPr>
+            <w:tcW w:w="1552" w:type="dxa"/>
+            <w:vAlign w:val="center"/>
+          </w:tcPr>
+          <w:p>
+            <w:pPr>
+              <w:spacing w:line="240" w:lineRule="auto"/>
+              <w:jc w:val="left"/>
+              <w:rPr>
+                <w:sz w:val="20"/>
+                <w:szCs w:val="20"/>
+              </w:rPr>
+            </w:pPr>
+            <w:r>
+              <w:rPr>
+                <w:sz w:val="20"/>
+                <w:szCs w:val="20"/>
+              </w:rPr>
+              <w:t xml:space="preserve">Pada </w:t>
+            </w:r>
+            <w:proofErr w:type="spellStart"/>
+            <w:r>
+              <w:rPr>
+                <w:sz w:val="20"/>
+                <w:szCs w:val="20"/>
+              </w:rPr>
+              <w:t>Tanggal</w:t>
+            </w:r>
+            <w:proofErr w:type="spellEnd"/>
+          </w:p>
+        </w:tc>
+        <w:tc>
+          <w:tcPr>
+            <w:tcW w:w="282" w:type="dxa"/>
+            <w:vAlign w:val="center"/>
+          </w:tcPr>
+          <w:p>
+            <w:pPr>
+              <w:spacing w:line="240" w:lineRule="auto"/>
+              <w:jc w:val="center"/>
+              <w:rPr>
+                <w:sz w:val="20"/>
+                <w:szCs w:val="20"/>
+              </w:rPr>
+            </w:pPr>
+            <w:r>
+              <w:rPr>
+                <w:sz w:val="20"/>
+                <w:szCs w:val="20"/>
+              </w:rPr>
+              <w:t>:</w:t>
+            </w:r>
+          </w:p>
+        </w:tc>
+        <w:tc>
+          <w:tcPr>
+            <w:tcW w:w="2823" w:type="dxa"/>
+            <w:vAlign w:val="center"/>
+          </w:tcPr>
+          <w:p>
+            <w:pPr>
+              <w:spacing w:line="240" w:lineRule="auto"/>
+              <w:jc w:val="left"/>
+              <w:rPr>
+                <w:sz w:val="20"/>
+                <w:szCs w:val="20"/>
+              </w:rPr>
+            </w:pPr>
+            <w:r>
+              <w:rPr>
+                <w:sz w:val="20"/>
+                <w:szCs w:val="20"/>
+              </w:rPr>
+              <w:t xml:space="preserve">{assignments - </w:t>
+            </w:r>
+            <w:proofErr w:type="gramStart"/>
+            <w:r>
+              <w:rPr>
+                <w:sz w:val="20"/>
+                <w:szCs w:val="20"/>
+              </w:rPr>
+              <w:t>date}</w:t>
+            </w:r>
+            <w:r>
+              <w:rPr>
+                <w:sz w:val="20"/>
+                <w:szCs w:val="20"/>
+              </w:rPr>
+              <w:t>+</w:t>
+            </w:r>
+            <w:proofErr w:type="gramEnd"/>
+            <w:r>
+              <w:rPr>
+                <w:sz w:val="20"/>
+                <w:szCs w:val="20"/>
+              </w:rPr>
+              <w:t xml:space="preserve">{assignments </w:t>
+            </w:r>
+            <w:r>
+              <w:rPr>
+                <w:sz w:val="20"/>
+                <w:szCs w:val="20"/>
+              </w:rPr>
+              <w:t>–</w:t>
+            </w:r>
+            <w:r>
+              <w:rPr>
+                <w:sz w:val="20"/>
+                <w:szCs w:val="20"/>
+              </w:rPr>
+              <w:t xml:space="preserve"> </w:t>
+            </w:r>
+            <w:proofErr w:type="spellStart"/>
+            <w:r>
+              <w:rPr>
+                <w:sz w:val="20"/>
+                <w:szCs w:val="20"/>
+              </w:rPr>
+              <w:t>day_count</w:t>
+            </w:r>
+            <w:proofErr w:type="spellEnd"/>
+            <w:r>
+              <w:rPr>
+                <w:sz w:val="20"/>
+                <w:szCs w:val="20"/>
+              </w:rPr>
+              <w:t>}</w:t>
+            </w:r>
+            <w:r>
+              <w:rPr>
+                <w:sz w:val="20"/>
+                <w:szCs w:val="20"/>
+              </w:rPr>
+              <w:t>-1</w:t>
+            </w:r>
+          </w:p>
+        </w:tc>
+        <w:tc>
+          <w:tcPr>
+            <w:tcW w:w="5639" w:type="dxa"/>
+            <w:gridSpan w:val="3"/>
+            <w:vMerge/>
+            <w:vAlign w:val="center"/>
+          </w:tcPr>
+          <w:p>
+            <w:pPr>
+              <w:spacing w:line="240" w:lineRule="auto"/>
+              <w:jc w:val="left"/>
+              <w:rPr>
+                <w:sz w:val="20"/>
+                <w:szCs w:val="20"/>
+              </w:rPr>
+            </w:pPr>
+          </w:p>
+        </w:tc>
+      </w:tr>
+      <w:tr>
+        <w:tc>
+          <w:tcPr>
+            <w:tcW w:w="466" w:type="dxa"/>
+            <w:vMerge/>
+            <w:vAlign w:val="center"/>
+          </w:tcPr>
+          <w:p>
+            <w:pPr>
+              <w:spacing w:line="240" w:lineRule="auto"/>
+              <w:jc w:val="left"/>
+              <w:rPr>
+                <w:sz w:val="20"/>
+                <w:szCs w:val="20"/>
+              </w:rPr>
+            </w:pPr>
+          </w:p>
+        </w:tc>
+        <w:tc>
+          <w:tcPr>
+            <w:tcW w:w="1552" w:type="dxa"/>
+            <w:vAlign w:val="center"/>
+          </w:tcPr>
+          <w:p>
+            <w:pPr>
+              <w:spacing w:line="240" w:lineRule="auto"/>
+              <w:jc w:val="left"/>
+              <w:rPr>
+                <w:sz w:val="20"/>
+                <w:szCs w:val="20"/>
+              </w:rPr>
+            </w:pPr>
+          </w:p>
+        </w:tc>
+        <w:tc>
+          <w:tcPr>
+            <w:tcW w:w="282" w:type="dxa"/>
+            <w:vAlign w:val="center"/>
+          </w:tcPr>
+          <w:p>
+            <w:pPr>
+              <w:spacing w:line="240" w:lineRule="auto"/>
+              <w:jc w:val="center"/>
+              <w:rPr>
+                <w:sz w:val="20"/>
+                <w:szCs w:val="20"/>
+              </w:rPr>
+            </w:pPr>
+          </w:p>
+        </w:tc>
+        <w:tc>
+          <w:tcPr>
+            <w:tcW w:w="2823" w:type="dxa"/>
+            <w:vAlign w:val="center"/>
+          </w:tcPr>
+          <w:p>
+            <w:pPr>
+              <w:spacing w:line="240" w:lineRule="auto"/>
+              <w:jc w:val="left"/>
+              <w:rPr>
+                <w:sz w:val="20"/>
+                <w:szCs w:val="20"/>
+              </w:rPr>
+            </w:pPr>
+          </w:p>
+        </w:tc>
+        <w:tc>
+          <w:tcPr>
+            <w:tcW w:w="5639" w:type="dxa"/>
+            <w:gridSpan w:val="3"/>
+            <w:vMerge/>
+            <w:vAlign w:val="center"/>
+          </w:tcPr>
+          <w:p>
+            <w:pPr>
+              <w:spacing w:line="240" w:lineRule="auto"/>
+              <w:jc w:val="left"/>
+              <w:rPr>
+                <w:sz w:val="20"/>
+                <w:szCs w:val="20"/>
+              </w:rPr>
+            </w:pPr>
           </w:p>
         </w:tc>
       </w:tr>
@@ -3139,896 +4345,6 @@
           <w:p>
             <w:pPr>
               <w:spacing w:line="240" w:lineRule="auto"/>
-              <w:jc w:val="left"/>
-              <w:rPr>
-                <w:sz w:val="20"/>
-                <w:szCs w:val="20"/>
-              </w:rPr>
-            </w:pPr>
-          </w:p>
-        </w:tc>
-        <w:tc>
-          <w:tcPr>
-            <w:tcW w:w="5639" w:type="dxa"/>
-            <w:gridSpan w:val="3"/>
-            <w:vAlign w:val="center"/>
-          </w:tcPr>
-          <w:p>
-            <w:pPr>
-              <w:spacing w:line="240" w:lineRule="auto"/>
-              <w:jc w:val="left"/>
-              <w:rPr>
-                <w:sz w:val="20"/>
-                <w:szCs w:val="20"/>
-              </w:rPr>
-            </w:pPr>
-          </w:p>
-        </w:tc>
-      </w:tr>
-      <w:tr>
-        <w:tc>
-          <w:tcPr>
-            <w:tcW w:w="466" w:type="dxa"/>
-            <w:vMerge w:val="restart"/>
-            <w:vAlign w:val="center"/>
-          </w:tcPr>
-          <w:p>
-            <w:pPr>
-              <w:spacing w:line="240" w:lineRule="auto"/>
-              <w:jc w:val="left"/>
-              <w:rPr>
-                <w:sz w:val="20"/>
-                <w:szCs w:val="20"/>
-              </w:rPr>
-            </w:pPr>
-            <w:r>
-              <w:rPr>
-                <w:sz w:val="20"/>
-                <w:szCs w:val="20"/>
-              </w:rPr>
-              <w:t>I</w:t>
-            </w:r>
-            <w:r>
-              <w:rPr>
-                <w:sz w:val="20"/>
-                <w:szCs w:val="20"/>
-              </w:rPr>
-              <w:t>I</w:t>
-            </w:r>
-            <w:r>
-              <w:rPr>
-                <w:sz w:val="20"/>
-                <w:szCs w:val="20"/>
-              </w:rPr>
-              <w:t xml:space="preserve">. </w:t>
-            </w:r>
-          </w:p>
-        </w:tc>
-        <w:tc>
-          <w:tcPr>
-            <w:tcW w:w="1552" w:type="dxa"/>
-            <w:vAlign w:val="center"/>
-          </w:tcPr>
-          <w:p>
-            <w:pPr>
-              <w:spacing w:line="240" w:lineRule="auto"/>
-              <w:jc w:val="left"/>
-              <w:rPr>
-                <w:sz w:val="20"/>
-                <w:szCs w:val="20"/>
-              </w:rPr>
-            </w:pPr>
-            <w:r>
-              <w:rPr>
-                <w:sz w:val="20"/>
-                <w:szCs w:val="20"/>
-              </w:rPr>
-              <w:t>Tiba di</w:t>
-            </w:r>
-          </w:p>
-        </w:tc>
-        <w:tc>
-          <w:tcPr>
-            <w:tcW w:w="282" w:type="dxa"/>
-            <w:vAlign w:val="center"/>
-          </w:tcPr>
-          <w:p>
-            <w:pPr>
-              <w:spacing w:line="240" w:lineRule="auto"/>
-              <w:jc w:val="center"/>
-              <w:rPr>
-                <w:sz w:val="20"/>
-                <w:szCs w:val="20"/>
-              </w:rPr>
-            </w:pPr>
-            <w:r>
-              <w:rPr>
-                <w:sz w:val="20"/>
-                <w:szCs w:val="20"/>
-              </w:rPr>
-              <w:t>:</w:t>
-            </w:r>
-          </w:p>
-        </w:tc>
-        <w:tc>
-          <w:tcPr>
-            <w:tcW w:w="2823" w:type="dxa"/>
-            <w:vAlign w:val="center"/>
-          </w:tcPr>
-          <w:p>
-            <w:pPr>
-              <w:spacing w:line="240" w:lineRule="auto"/>
-              <w:jc w:val="left"/>
-              <w:rPr>
-                <w:sz w:val="20"/>
-                <w:szCs w:val="20"/>
-              </w:rPr>
-            </w:pPr>
-          </w:p>
-        </w:tc>
-        <w:tc>
-          <w:tcPr>
-            <w:tcW w:w="1836" w:type="dxa"/>
-            <w:vAlign w:val="center"/>
-          </w:tcPr>
-          <w:p>
-            <w:pPr>
-              <w:spacing w:line="240" w:lineRule="auto"/>
-              <w:jc w:val="left"/>
-              <w:rPr>
-                <w:sz w:val="20"/>
-                <w:szCs w:val="20"/>
-              </w:rPr>
-            </w:pPr>
-            <w:r>
-              <w:rPr>
-                <w:sz w:val="20"/>
-                <w:szCs w:val="20"/>
-              </w:rPr>
-              <w:t>Berangkat dari</w:t>
-            </w:r>
-          </w:p>
-        </w:tc>
-        <w:tc>
-          <w:tcPr>
-            <w:tcW w:w="424" w:type="dxa"/>
-            <w:vAlign w:val="center"/>
-          </w:tcPr>
-          <w:p>
-            <w:pPr>
-              <w:spacing w:line="240" w:lineRule="auto"/>
-              <w:jc w:val="center"/>
-              <w:rPr>
-                <w:sz w:val="20"/>
-                <w:szCs w:val="20"/>
-              </w:rPr>
-            </w:pPr>
-            <w:r>
-              <w:rPr>
-                <w:sz w:val="20"/>
-                <w:szCs w:val="20"/>
-              </w:rPr>
-              <w:t>:</w:t>
-            </w:r>
-          </w:p>
-        </w:tc>
-        <w:tc>
-          <w:tcPr>
-            <w:tcW w:w="3379" w:type="dxa"/>
-            <w:vAlign w:val="center"/>
-          </w:tcPr>
-          <w:p>
-            <w:pPr>
-              <w:spacing w:line="240" w:lineRule="auto"/>
-              <w:jc w:val="left"/>
-              <w:rPr>
-                <w:sz w:val="20"/>
-                <w:szCs w:val="20"/>
-              </w:rPr>
-            </w:pPr>
-          </w:p>
-        </w:tc>
-      </w:tr>
-      <w:tr>
-        <w:tc>
-          <w:tcPr>
-            <w:tcW w:w="466" w:type="dxa"/>
-            <w:vMerge/>
-            <w:vAlign w:val="center"/>
-          </w:tcPr>
-          <w:p>
-            <w:pPr>
-              <w:spacing w:line="240" w:lineRule="auto"/>
-              <w:jc w:val="left"/>
-              <w:rPr>
-                <w:sz w:val="20"/>
-                <w:szCs w:val="20"/>
-              </w:rPr>
-            </w:pPr>
-          </w:p>
-        </w:tc>
-        <w:tc>
-          <w:tcPr>
-            <w:tcW w:w="1552" w:type="dxa"/>
-            <w:vAlign w:val="center"/>
-          </w:tcPr>
-          <w:p>
-            <w:pPr>
-              <w:spacing w:line="240" w:lineRule="auto"/>
-              <w:jc w:val="left"/>
-              <w:rPr>
-                <w:sz w:val="20"/>
-                <w:szCs w:val="20"/>
-              </w:rPr>
-            </w:pPr>
-            <w:r>
-              <w:rPr>
-                <w:sz w:val="20"/>
-                <w:szCs w:val="20"/>
-              </w:rPr>
-              <w:t>Pada Tanggal</w:t>
-            </w:r>
-          </w:p>
-        </w:tc>
-        <w:tc>
-          <w:tcPr>
-            <w:tcW w:w="282" w:type="dxa"/>
-            <w:vAlign w:val="center"/>
-          </w:tcPr>
-          <w:p>
-            <w:pPr>
-              <w:spacing w:line="240" w:lineRule="auto"/>
-              <w:jc w:val="center"/>
-              <w:rPr>
-                <w:sz w:val="20"/>
-                <w:szCs w:val="20"/>
-              </w:rPr>
-            </w:pPr>
-            <w:r>
-              <w:rPr>
-                <w:sz w:val="20"/>
-                <w:szCs w:val="20"/>
-              </w:rPr>
-              <w:t>:</w:t>
-            </w:r>
-          </w:p>
-        </w:tc>
-        <w:tc>
-          <w:tcPr>
-            <w:tcW w:w="2823" w:type="dxa"/>
-            <w:vAlign w:val="center"/>
-          </w:tcPr>
-          <w:p>
-            <w:pPr>
-              <w:spacing w:line="240" w:lineRule="auto"/>
-              <w:jc w:val="left"/>
-              <w:rPr>
-                <w:sz w:val="20"/>
-                <w:szCs w:val="20"/>
-              </w:rPr>
-            </w:pPr>
-          </w:p>
-        </w:tc>
-        <w:tc>
-          <w:tcPr>
-            <w:tcW w:w="1836" w:type="dxa"/>
-            <w:vAlign w:val="center"/>
-          </w:tcPr>
-          <w:p>
-            <w:pPr>
-              <w:spacing w:line="240" w:lineRule="auto"/>
-              <w:jc w:val="left"/>
-              <w:rPr>
-                <w:sz w:val="20"/>
-                <w:szCs w:val="20"/>
-              </w:rPr>
-            </w:pPr>
-            <w:r>
-              <w:rPr>
-                <w:sz w:val="20"/>
-                <w:szCs w:val="20"/>
-              </w:rPr>
-              <w:t>Ke</w:t>
-            </w:r>
-          </w:p>
-        </w:tc>
-        <w:tc>
-          <w:tcPr>
-            <w:tcW w:w="424" w:type="dxa"/>
-            <w:vAlign w:val="center"/>
-          </w:tcPr>
-          <w:p>
-            <w:pPr>
-              <w:spacing w:line="240" w:lineRule="auto"/>
-              <w:jc w:val="center"/>
-              <w:rPr>
-                <w:sz w:val="20"/>
-                <w:szCs w:val="20"/>
-              </w:rPr>
-            </w:pPr>
-            <w:r>
-              <w:rPr>
-                <w:sz w:val="20"/>
-                <w:szCs w:val="20"/>
-              </w:rPr>
-              <w:t>:</w:t>
-            </w:r>
-          </w:p>
-        </w:tc>
-        <w:tc>
-          <w:tcPr>
-            <w:tcW w:w="3379" w:type="dxa"/>
-            <w:vAlign w:val="center"/>
-          </w:tcPr>
-          <w:p>
-            <w:pPr>
-              <w:spacing w:line="240" w:lineRule="auto"/>
-              <w:jc w:val="left"/>
-              <w:rPr>
-                <w:sz w:val="20"/>
-                <w:szCs w:val="20"/>
-              </w:rPr>
-            </w:pPr>
-          </w:p>
-        </w:tc>
-      </w:tr>
-      <w:tr>
-        <w:tc>
-          <w:tcPr>
-            <w:tcW w:w="466" w:type="dxa"/>
-            <w:vMerge/>
-            <w:vAlign w:val="center"/>
-          </w:tcPr>
-          <w:p>
-            <w:pPr>
-              <w:spacing w:line="240" w:lineRule="auto"/>
-              <w:jc w:val="left"/>
-              <w:rPr>
-                <w:sz w:val="20"/>
-                <w:szCs w:val="20"/>
-              </w:rPr>
-            </w:pPr>
-          </w:p>
-        </w:tc>
-        <w:tc>
-          <w:tcPr>
-            <w:tcW w:w="1552" w:type="dxa"/>
-            <w:vAlign w:val="center"/>
-          </w:tcPr>
-          <w:p>
-            <w:pPr>
-              <w:spacing w:line="240" w:lineRule="auto"/>
-              <w:jc w:val="left"/>
-              <w:rPr>
-                <w:sz w:val="20"/>
-                <w:szCs w:val="20"/>
-              </w:rPr>
-            </w:pPr>
-          </w:p>
-        </w:tc>
-        <w:tc>
-          <w:tcPr>
-            <w:tcW w:w="282" w:type="dxa"/>
-            <w:vAlign w:val="center"/>
-          </w:tcPr>
-          <w:p>
-            <w:pPr>
-              <w:spacing w:line="240" w:lineRule="auto"/>
-              <w:jc w:val="center"/>
-              <w:rPr>
-                <w:sz w:val="20"/>
-                <w:szCs w:val="20"/>
-              </w:rPr>
-            </w:pPr>
-          </w:p>
-        </w:tc>
-        <w:tc>
-          <w:tcPr>
-            <w:tcW w:w="2823" w:type="dxa"/>
-            <w:vAlign w:val="center"/>
-          </w:tcPr>
-          <w:p>
-            <w:pPr>
-              <w:spacing w:line="240" w:lineRule="auto"/>
-              <w:jc w:val="left"/>
-              <w:rPr>
-                <w:sz w:val="20"/>
-                <w:szCs w:val="20"/>
-              </w:rPr>
-            </w:pPr>
-          </w:p>
-        </w:tc>
-        <w:tc>
-          <w:tcPr>
-            <w:tcW w:w="1836" w:type="dxa"/>
-            <w:vAlign w:val="center"/>
-          </w:tcPr>
-          <w:p>
-            <w:pPr>
-              <w:spacing w:line="240" w:lineRule="auto"/>
-              <w:jc w:val="left"/>
-              <w:rPr>
-                <w:sz w:val="20"/>
-                <w:szCs w:val="20"/>
-              </w:rPr>
-            </w:pPr>
-            <w:r>
-              <w:rPr>
-                <w:sz w:val="20"/>
-                <w:szCs w:val="20"/>
-              </w:rPr>
-              <w:t>Pada Tanggal</w:t>
-            </w:r>
-          </w:p>
-        </w:tc>
-        <w:tc>
-          <w:tcPr>
-            <w:tcW w:w="424" w:type="dxa"/>
-            <w:vAlign w:val="center"/>
-          </w:tcPr>
-          <w:p>
-            <w:pPr>
-              <w:spacing w:line="240" w:lineRule="auto"/>
-              <w:jc w:val="center"/>
-              <w:rPr>
-                <w:sz w:val="20"/>
-                <w:szCs w:val="20"/>
-              </w:rPr>
-            </w:pPr>
-            <w:r>
-              <w:rPr>
-                <w:sz w:val="20"/>
-                <w:szCs w:val="20"/>
-              </w:rPr>
-              <w:t>:</w:t>
-            </w:r>
-          </w:p>
-        </w:tc>
-        <w:tc>
-          <w:tcPr>
-            <w:tcW w:w="3379" w:type="dxa"/>
-            <w:vAlign w:val="center"/>
-          </w:tcPr>
-          <w:p>
-            <w:pPr>
-              <w:spacing w:line="240" w:lineRule="auto"/>
-              <w:jc w:val="left"/>
-              <w:rPr>
-                <w:sz w:val="20"/>
-                <w:szCs w:val="20"/>
-              </w:rPr>
-            </w:pPr>
-          </w:p>
-        </w:tc>
-      </w:tr>
-      <w:tr>
-        <w:trPr>
-          <w:trHeight w:val="1892"/>
-        </w:trPr>
-        <w:tc>
-          <w:tcPr>
-            <w:tcW w:w="5123" w:type="dxa"/>
-            <w:gridSpan w:val="4"/>
-            <w:vAlign w:val="center"/>
-          </w:tcPr>
-          <w:p>
-            <w:pPr>
-              <w:spacing w:line="240" w:lineRule="auto"/>
-              <w:jc w:val="left"/>
-              <w:rPr>
-                <w:sz w:val="20"/>
-                <w:szCs w:val="20"/>
-              </w:rPr>
-            </w:pPr>
-          </w:p>
-        </w:tc>
-        <w:tc>
-          <w:tcPr>
-            <w:tcW w:w="5639" w:type="dxa"/>
-            <w:gridSpan w:val="3"/>
-            <w:vAlign w:val="center"/>
-          </w:tcPr>
-          <w:p>
-            <w:pPr>
-              <w:spacing w:line="240" w:lineRule="auto"/>
-              <w:jc w:val="left"/>
-              <w:rPr>
-                <w:sz w:val="20"/>
-                <w:szCs w:val="20"/>
-              </w:rPr>
-            </w:pPr>
-          </w:p>
-        </w:tc>
-      </w:tr>
-      <w:tr>
-        <w:tc>
-          <w:tcPr>
-            <w:tcW w:w="466" w:type="dxa"/>
-            <w:vMerge w:val="restart"/>
-            <w:vAlign w:val="center"/>
-          </w:tcPr>
-          <w:p>
-            <w:pPr>
-              <w:spacing w:line="240" w:lineRule="auto"/>
-              <w:jc w:val="left"/>
-              <w:rPr>
-                <w:sz w:val="20"/>
-                <w:szCs w:val="20"/>
-              </w:rPr>
-            </w:pPr>
-            <w:r>
-              <w:rPr>
-                <w:sz w:val="20"/>
-                <w:szCs w:val="20"/>
-              </w:rPr>
-              <w:t>I</w:t>
-            </w:r>
-            <w:r>
-              <w:rPr>
-                <w:sz w:val="20"/>
-                <w:szCs w:val="20"/>
-              </w:rPr>
-              <w:t>II</w:t>
-            </w:r>
-            <w:r>
-              <w:rPr>
-                <w:sz w:val="20"/>
-                <w:szCs w:val="20"/>
-              </w:rPr>
-              <w:t xml:space="preserve">. </w:t>
-            </w:r>
-          </w:p>
-        </w:tc>
-        <w:tc>
-          <w:tcPr>
-            <w:tcW w:w="1552" w:type="dxa"/>
-            <w:vAlign w:val="center"/>
-          </w:tcPr>
-          <w:p>
-            <w:pPr>
-              <w:spacing w:line="240" w:lineRule="auto"/>
-              <w:jc w:val="left"/>
-              <w:rPr>
-                <w:sz w:val="20"/>
-                <w:szCs w:val="20"/>
-              </w:rPr>
-            </w:pPr>
-            <w:r>
-              <w:rPr>
-                <w:sz w:val="20"/>
-                <w:szCs w:val="20"/>
-              </w:rPr>
-              <w:t>Tiba di</w:t>
-            </w:r>
-          </w:p>
-        </w:tc>
-        <w:tc>
-          <w:tcPr>
-            <w:tcW w:w="282" w:type="dxa"/>
-            <w:vAlign w:val="center"/>
-          </w:tcPr>
-          <w:p>
-            <w:pPr>
-              <w:spacing w:line="240" w:lineRule="auto"/>
-              <w:jc w:val="center"/>
-              <w:rPr>
-                <w:sz w:val="20"/>
-                <w:szCs w:val="20"/>
-              </w:rPr>
-            </w:pPr>
-            <w:r>
-              <w:rPr>
-                <w:sz w:val="20"/>
-                <w:szCs w:val="20"/>
-              </w:rPr>
-              <w:t>:</w:t>
-            </w:r>
-          </w:p>
-        </w:tc>
-        <w:tc>
-          <w:tcPr>
-            <w:tcW w:w="2823" w:type="dxa"/>
-            <w:vAlign w:val="center"/>
-          </w:tcPr>
-          <w:p>
-            <w:pPr>
-              <w:spacing w:line="240" w:lineRule="auto"/>
-              <w:jc w:val="left"/>
-              <w:rPr>
-                <w:sz w:val="20"/>
-                <w:szCs w:val="20"/>
-              </w:rPr>
-            </w:pPr>
-            <w:r>
-              <w:rPr>
-                <w:sz w:val="20"/>
-                <w:szCs w:val="20"/>
-              </w:rPr>
-              <w:t>Banjarbaru</w:t>
-            </w:r>
-          </w:p>
-        </w:tc>
-        <w:tc>
-          <w:tcPr>
-            <w:tcW w:w="5639" w:type="dxa"/>
-            <w:gridSpan w:val="3"/>
-            <w:vMerge w:val="restart"/>
-          </w:tcPr>
-          <w:p>
-            <w:pPr>
-              <w:spacing w:line="240" w:lineRule="auto"/>
-              <w:jc w:val="left"/>
-              <w:rPr>
-                <w:sz w:val="20"/>
-                <w:szCs w:val="20"/>
-                <w:lang w:val="sv-SE"/>
-              </w:rPr>
-            </w:pPr>
-            <w:r>
-              <w:rPr>
-                <w:sz w:val="20"/>
-                <w:szCs w:val="20"/>
-                <w:lang w:val="sv-SE"/>
-              </w:rPr>
-              <w:t>Telah diperiksa dengan keterangan bahwa perjalanan tersebut diatas benar dilakukan atas perintahnya dan semata-mata untuk kepentingan dinas dalam waktu yang sesingkat-singkatnya</w:t>
-            </w:r>
-          </w:p>
-        </w:tc>
-      </w:tr>
-      <w:tr>
-        <w:tc>
-          <w:tcPr>
-            <w:tcW w:w="466" w:type="dxa"/>
-            <w:vMerge/>
-            <w:vAlign w:val="center"/>
-          </w:tcPr>
-          <w:p>
-            <w:pPr>
-              <w:spacing w:line="240" w:lineRule="auto"/>
-              <w:jc w:val="left"/>
-              <w:rPr>
-                <w:sz w:val="20"/>
-                <w:szCs w:val="20"/>
-                <w:lang w:val="sv-SE"/>
-              </w:rPr>
-            </w:pPr>
-          </w:p>
-        </w:tc>
-        <w:tc>
-          <w:tcPr>
-            <w:tcW w:w="1552" w:type="dxa"/>
-            <w:vAlign w:val="center"/>
-          </w:tcPr>
-          <w:p>
-            <w:pPr>
-              <w:spacing w:line="240" w:lineRule="auto"/>
-              <w:jc w:val="left"/>
-              <w:rPr>
-                <w:sz w:val="20"/>
-                <w:szCs w:val="20"/>
-              </w:rPr>
-            </w:pPr>
-            <w:r>
-              <w:rPr>
-                <w:sz w:val="20"/>
-                <w:szCs w:val="20"/>
-              </w:rPr>
-              <w:t>Pada Tanggal</w:t>
-            </w:r>
-          </w:p>
-        </w:tc>
-        <w:tc>
-          <w:tcPr>
-            <w:tcW w:w="282" w:type="dxa"/>
-            <w:vAlign w:val="center"/>
-          </w:tcPr>
-          <w:p>
-            <w:pPr>
-              <w:spacing w:line="240" w:lineRule="auto"/>
-              <w:jc w:val="center"/>
-              <w:rPr>
-                <w:sz w:val="20"/>
-                <w:szCs w:val="20"/>
-              </w:rPr>
-            </w:pPr>
-            <w:r>
-              <w:rPr>
-                <w:sz w:val="20"/>
-                <w:szCs w:val="20"/>
-              </w:rPr>
-              <w:t>:</w:t>
-            </w:r>
-          </w:p>
-        </w:tc>
-        <w:tc>
-          <w:tcPr>
-            <w:tcW w:w="2823" w:type="dxa"/>
-            <w:vAlign w:val="center"/>
-          </w:tcPr>
-          <w:p>
-            <w:pPr>
-              <w:spacing w:line="240" w:lineRule="auto"/>
-              <w:jc w:val="left"/>
-              <w:rPr>
-                <w:sz w:val="20"/>
-                <w:szCs w:val="20"/>
-              </w:rPr>
-            </w:pPr>
-            <w:r>
-              <w:rPr>
-                <w:sz w:val="20"/>
-                <w:szCs w:val="20"/>
-              </w:rPr>
-              <w:t>{assignments - date}</w:t>
-            </w:r>
-            <w:r>
-              <w:rPr>
-                <w:sz w:val="20"/>
-                <w:szCs w:val="20"/>
-              </w:rPr>
-              <w:t>+</w:t>
-            </w:r>
-            <w:r>
-              <w:rPr>
-                <w:sz w:val="20"/>
-                <w:szCs w:val="20"/>
-              </w:rPr>
-              <w:t xml:space="preserve">{assignments </w:t>
-            </w:r>
-            <w:r>
-              <w:rPr>
-                <w:sz w:val="20"/>
-                <w:szCs w:val="20"/>
-              </w:rPr>
-              <w:t>–</w:t>
-            </w:r>
-            <w:r>
-              <w:rPr>
-                <w:sz w:val="20"/>
-                <w:szCs w:val="20"/>
-              </w:rPr>
-              <w:t xml:space="preserve"> </w:t>
-            </w:r>
-            <w:r>
-              <w:rPr>
-                <w:sz w:val="20"/>
-                <w:szCs w:val="20"/>
-              </w:rPr>
-              <w:t>day_count</w:t>
-            </w:r>
-            <w:r>
-              <w:rPr>
-                <w:sz w:val="20"/>
-                <w:szCs w:val="20"/>
-              </w:rPr>
-              <w:t>}</w:t>
-            </w:r>
-            <w:r>
-              <w:rPr>
-                <w:sz w:val="20"/>
-                <w:szCs w:val="20"/>
-              </w:rPr>
-              <w:t>-1</w:t>
-            </w:r>
-          </w:p>
-        </w:tc>
-        <w:tc>
-          <w:tcPr>
-            <w:tcW w:w="5639" w:type="dxa"/>
-            <w:gridSpan w:val="3"/>
-            <w:vMerge/>
-            <w:vAlign w:val="center"/>
-          </w:tcPr>
-          <w:p>
-            <w:pPr>
-              <w:spacing w:line="240" w:lineRule="auto"/>
-              <w:jc w:val="left"/>
-              <w:rPr>
-                <w:sz w:val="20"/>
-                <w:szCs w:val="20"/>
-              </w:rPr>
-            </w:pPr>
-          </w:p>
-        </w:tc>
-      </w:tr>
-      <w:tr>
-        <w:tc>
-          <w:tcPr>
-            <w:tcW w:w="466" w:type="dxa"/>
-            <w:vMerge/>
-            <w:vAlign w:val="center"/>
-          </w:tcPr>
-          <w:p>
-            <w:pPr>
-              <w:spacing w:line="240" w:lineRule="auto"/>
-              <w:jc w:val="left"/>
-              <w:rPr>
-                <w:sz w:val="20"/>
-                <w:szCs w:val="20"/>
-              </w:rPr>
-            </w:pPr>
-          </w:p>
-        </w:tc>
-        <w:tc>
-          <w:tcPr>
-            <w:tcW w:w="1552" w:type="dxa"/>
-            <w:vAlign w:val="center"/>
-          </w:tcPr>
-          <w:p>
-            <w:pPr>
-              <w:spacing w:line="240" w:lineRule="auto"/>
-              <w:jc w:val="left"/>
-              <w:rPr>
-                <w:sz w:val="20"/>
-                <w:szCs w:val="20"/>
-              </w:rPr>
-            </w:pPr>
-          </w:p>
-        </w:tc>
-        <w:tc>
-          <w:tcPr>
-            <w:tcW w:w="282" w:type="dxa"/>
-            <w:vAlign w:val="center"/>
-          </w:tcPr>
-          <w:p>
-            <w:pPr>
-              <w:spacing w:line="240" w:lineRule="auto"/>
-              <w:jc w:val="center"/>
-              <w:rPr>
-                <w:sz w:val="20"/>
-                <w:szCs w:val="20"/>
-              </w:rPr>
-            </w:pPr>
-          </w:p>
-        </w:tc>
-        <w:tc>
-          <w:tcPr>
-            <w:tcW w:w="2823" w:type="dxa"/>
-            <w:vAlign w:val="center"/>
-          </w:tcPr>
-          <w:p>
-            <w:pPr>
-              <w:spacing w:line="240" w:lineRule="auto"/>
-              <w:jc w:val="left"/>
-              <w:rPr>
-                <w:sz w:val="20"/>
-                <w:szCs w:val="20"/>
-              </w:rPr>
-            </w:pPr>
-          </w:p>
-        </w:tc>
-        <w:tc>
-          <w:tcPr>
-            <w:tcW w:w="5639" w:type="dxa"/>
-            <w:gridSpan w:val="3"/>
-            <w:vMerge/>
-            <w:vAlign w:val="center"/>
-          </w:tcPr>
-          <w:p>
-            <w:pPr>
-              <w:spacing w:line="240" w:lineRule="auto"/>
-              <w:jc w:val="left"/>
-              <w:rPr>
-                <w:sz w:val="20"/>
-                <w:szCs w:val="20"/>
-              </w:rPr>
-            </w:pPr>
-          </w:p>
-        </w:tc>
-      </w:tr>
-      <w:tr>
-        <w:trPr>
-          <w:trHeight w:val="1892"/>
-        </w:trPr>
-        <w:tc>
-          <w:tcPr>
-            <w:tcW w:w="5123" w:type="dxa"/>
-            <w:gridSpan w:val="4"/>
-            <w:vAlign w:val="center"/>
-          </w:tcPr>
-          <w:p>
-            <w:pPr>
-              <w:spacing w:line="240" w:lineRule="auto"/>
               <w:jc w:val="center"/>
               <w:rPr>
                 <w:sz w:val="20"/>
@@ -4325,12 +4641,421 @@
                 <w:szCs w:val="20"/>
               </w:rPr>
             </w:pPr>
-            <w:r>
-              <w:rPr>
-                <w:sz w:val="20"/>
-                <w:szCs w:val="20"/>
-              </w:rPr>
-              <w:t>Pejabat yang berwenang menerbitkan SPD, Pegawai yang melakukan perjalanan dinas, para pejabat yang mengesahkan tanggal berangkat/tiba serta Bendaharawan bertanggung jawab berdasarkan peraturan – peraturan Keuangan Negara apabila Negara mendapat rugi akibat kesalahan, kealpaannya.</w:t>
+            <w:proofErr w:type="spellStart"/>
+            <w:r>
+              <w:rPr>
+                <w:sz w:val="20"/>
+                <w:szCs w:val="20"/>
+              </w:rPr>
+              <w:t>Pejabat</w:t>
+            </w:r>
+            <w:proofErr w:type="spellEnd"/>
+            <w:r>
+              <w:rPr>
+                <w:sz w:val="20"/>
+                <w:szCs w:val="20"/>
+              </w:rPr>
+              <w:t xml:space="preserve"> yang </w:t>
+            </w:r>
+            <w:proofErr w:type="spellStart"/>
+            <w:r>
+              <w:rPr>
+                <w:sz w:val="20"/>
+                <w:szCs w:val="20"/>
+              </w:rPr>
+              <w:t>berwenang</w:t>
+            </w:r>
+            <w:proofErr w:type="spellEnd"/>
+            <w:r>
+              <w:rPr>
+                <w:sz w:val="20"/>
+                <w:szCs w:val="20"/>
+              </w:rPr>
+              <w:t xml:space="preserve"> </w:t>
+            </w:r>
+            <w:proofErr w:type="spellStart"/>
+            <w:r>
+              <w:rPr>
+                <w:sz w:val="20"/>
+                <w:szCs w:val="20"/>
+              </w:rPr>
+              <w:t>menerbitkan</w:t>
+            </w:r>
+            <w:proofErr w:type="spellEnd"/>
+            <w:r>
+              <w:rPr>
+                <w:sz w:val="20"/>
+                <w:szCs w:val="20"/>
+              </w:rPr>
+              <w:t xml:space="preserve"> SPD, </w:t>
+            </w:r>
+            <w:proofErr w:type="spellStart"/>
+            <w:r>
+              <w:rPr>
+                <w:sz w:val="20"/>
+                <w:szCs w:val="20"/>
+              </w:rPr>
+              <w:t>Pegawai</w:t>
+            </w:r>
+            <w:proofErr w:type="spellEnd"/>
+            <w:r>
+              <w:rPr>
+                <w:sz w:val="20"/>
+                <w:szCs w:val="20"/>
+              </w:rPr>
+              <w:t xml:space="preserve"> yang </w:t>
+            </w:r>
+            <w:proofErr w:type="spellStart"/>
+            <w:r>
+              <w:rPr>
+                <w:sz w:val="20"/>
+                <w:szCs w:val="20"/>
+              </w:rPr>
+              <w:t>melakukan</w:t>
+            </w:r>
+            <w:proofErr w:type="spellEnd"/>
+            <w:r>
+              <w:rPr>
+                <w:sz w:val="20"/>
+                <w:szCs w:val="20"/>
+              </w:rPr>
+              <w:t xml:space="preserve"> </w:t>
+            </w:r>
+            <w:proofErr w:type="spellStart"/>
+            <w:r>
+              <w:rPr>
+                <w:sz w:val="20"/>
+                <w:szCs w:val="20"/>
+              </w:rPr>
+              <w:t>perjalanan</w:t>
+            </w:r>
+            <w:proofErr w:type="spellEnd"/>
+            <w:r>
+              <w:rPr>
+                <w:sz w:val="20"/>
+                <w:szCs w:val="20"/>
+              </w:rPr>
+              <w:t xml:space="preserve"> </w:t>
+            </w:r>
+            <w:proofErr w:type="spellStart"/>
+            <w:r>
+              <w:rPr>
+                <w:sz w:val="20"/>
+                <w:szCs w:val="20"/>
+              </w:rPr>
+              <w:t>dinas</w:t>
+            </w:r>
+            <w:proofErr w:type="spellEnd"/>
+            <w:r>
+              <w:rPr>
+                <w:sz w:val="20"/>
+                <w:szCs w:val="20"/>
+              </w:rPr>
+              <w:t xml:space="preserve">, para </w:t>
+            </w:r>
+            <w:proofErr w:type="spellStart"/>
+            <w:r>
+              <w:rPr>
+                <w:sz w:val="20"/>
+                <w:szCs w:val="20"/>
+              </w:rPr>
+              <w:t>pejabat</w:t>
+            </w:r>
+            <w:proofErr w:type="spellEnd"/>
+            <w:r>
+              <w:rPr>
+                <w:sz w:val="20"/>
+                <w:szCs w:val="20"/>
+              </w:rPr>
+              <w:t xml:space="preserve"> yang </w:t>
+            </w:r>
+            <w:proofErr w:type="spellStart"/>
+            <w:r>
+              <w:rPr>
+                <w:sz w:val="20"/>
+                <w:szCs w:val="20"/>
+              </w:rPr>
+              <w:t>mengesahkan</w:t>
+            </w:r>
+            <w:proofErr w:type="spellEnd"/>
+            <w:r>
+              <w:rPr>
+                <w:sz w:val="20"/>
+                <w:szCs w:val="20"/>
+              </w:rPr>
+              <w:t xml:space="preserve"> </w:t>
+            </w:r>
+            <w:proofErr w:type="spellStart"/>
+            <w:r>
+              <w:rPr>
+                <w:sz w:val="20"/>
+                <w:szCs w:val="20"/>
+              </w:rPr>
+              <w:t>tanggal</w:t>
+            </w:r>
+            <w:proofErr w:type="spellEnd"/>
+            <w:r>
+              <w:rPr>
+                <w:sz w:val="20"/>
+                <w:szCs w:val="20"/>
+              </w:rPr>
+              <w:t xml:space="preserve"> </w:t>
+            </w:r>
+            <w:proofErr w:type="spellStart"/>
+            <w:r>
+              <w:rPr>
+                <w:sz w:val="20"/>
+                <w:szCs w:val="20"/>
+              </w:rPr>
+              <w:t>berangkat</w:t>
+            </w:r>
+            <w:proofErr w:type="spellEnd"/>
+            <w:r>
+              <w:rPr>
+                <w:sz w:val="20"/>
+                <w:szCs w:val="20"/>
+              </w:rPr>
+              <w:t>/</w:t>
+            </w:r>
+            <w:proofErr w:type="spellStart"/>
+            <w:r>
+              <w:rPr>
+                <w:sz w:val="20"/>
+                <w:szCs w:val="20"/>
+              </w:rPr>
+              <w:t>tiba</w:t>
+            </w:r>
+            <w:proofErr w:type="spellEnd"/>
+            <w:r>
+              <w:rPr>
+                <w:sz w:val="20"/>
+                <w:szCs w:val="20"/>
+              </w:rPr>
+              <w:t xml:space="preserve"> </w:t>
+            </w:r>
+            <w:proofErr w:type="spellStart"/>
+            <w:r>
+              <w:rPr>
+                <w:sz w:val="20"/>
+                <w:szCs w:val="20"/>
+              </w:rPr>
+              <w:t>serta</w:t>
+            </w:r>
+            <w:proofErr w:type="spellEnd"/>
+            <w:r>
+              <w:rPr>
+                <w:sz w:val="20"/>
+                <w:szCs w:val="20"/>
+              </w:rPr>
+              <w:t xml:space="preserve"> </w:t>
+            </w:r>
+            <w:proofErr w:type="spellStart"/>
+            <w:r>
+              <w:rPr>
+                <w:sz w:val="20"/>
+                <w:szCs w:val="20"/>
+              </w:rPr>
+              <w:t>Bendaharawan</w:t>
+            </w:r>
+            <w:proofErr w:type="spellEnd"/>
+            <w:r>
+              <w:rPr>
+                <w:sz w:val="20"/>
+                <w:szCs w:val="20"/>
+              </w:rPr>
+              <w:t xml:space="preserve"> </w:t>
+            </w:r>
+            <w:proofErr w:type="spellStart"/>
+            <w:r>
+              <w:rPr>
+                <w:sz w:val="20"/>
+                <w:szCs w:val="20"/>
+              </w:rPr>
+              <w:t>bertanggung</w:t>
+            </w:r>
+            <w:proofErr w:type="spellEnd"/>
+            <w:r>
+              <w:rPr>
+                <w:sz w:val="20"/>
+                <w:szCs w:val="20"/>
+              </w:rPr>
+              <w:t xml:space="preserve"> </w:t>
+            </w:r>
+            <w:proofErr w:type="spellStart"/>
+            <w:r>
+              <w:rPr>
+                <w:sz w:val="20"/>
+                <w:szCs w:val="20"/>
+              </w:rPr>
+              <w:t>jawab</w:t>
+            </w:r>
+            <w:proofErr w:type="spellEnd"/>
+            <w:r>
+              <w:rPr>
+                <w:sz w:val="20"/>
+                <w:szCs w:val="20"/>
+              </w:rPr>
+              <w:t xml:space="preserve"> </w:t>
+            </w:r>
+            <w:proofErr w:type="spellStart"/>
+            <w:r>
+              <w:rPr>
+                <w:sz w:val="20"/>
+                <w:szCs w:val="20"/>
+              </w:rPr>
+              <w:t>berdasarkan</w:t>
+            </w:r>
+            <w:proofErr w:type="spellEnd"/>
+            <w:r>
+              <w:rPr>
+                <w:sz w:val="20"/>
+                <w:szCs w:val="20"/>
+              </w:rPr>
+              <w:t xml:space="preserve"> </w:t>
+            </w:r>
+            <w:proofErr w:type="spellStart"/>
+            <w:r>
+              <w:rPr>
+                <w:sz w:val="20"/>
+                <w:szCs w:val="20"/>
+              </w:rPr>
+              <w:t>peraturan</w:t>
+            </w:r>
+            <w:proofErr w:type="spellEnd"/>
+            <w:r>
+              <w:rPr>
+                <w:sz w:val="20"/>
+                <w:szCs w:val="20"/>
+              </w:rPr>
+              <w:t xml:space="preserve"> – </w:t>
+            </w:r>
+            <w:proofErr w:type="spellStart"/>
+            <w:r>
+              <w:rPr>
+                <w:sz w:val="20"/>
+                <w:szCs w:val="20"/>
+              </w:rPr>
+              <w:t>peraturan</w:t>
+            </w:r>
+            <w:proofErr w:type="spellEnd"/>
+            <w:r>
+              <w:rPr>
+                <w:sz w:val="20"/>
+                <w:szCs w:val="20"/>
+              </w:rPr>
+              <w:t xml:space="preserve"> </w:t>
+            </w:r>
+            <w:proofErr w:type="spellStart"/>
+            <w:r>
+              <w:rPr>
+                <w:sz w:val="20"/>
+                <w:szCs w:val="20"/>
+              </w:rPr>
+              <w:t>Keuangan</w:t>
+            </w:r>
+            <w:proofErr w:type="spellEnd"/>
+            <w:r>
+              <w:rPr>
+                <w:sz w:val="20"/>
+                <w:szCs w:val="20"/>
+              </w:rPr>
+              <w:t xml:space="preserve"> Negara </w:t>
+            </w:r>
+            <w:proofErr w:type="spellStart"/>
+            <w:r>
+              <w:rPr>
+                <w:sz w:val="20"/>
+                <w:szCs w:val="20"/>
+              </w:rPr>
+              <w:t>apabila</w:t>
+            </w:r>
+            <w:proofErr w:type="spellEnd"/>
+            <w:r>
+              <w:rPr>
+                <w:sz w:val="20"/>
+                <w:szCs w:val="20"/>
+              </w:rPr>
+              <w:t xml:space="preserve"> Negara </w:t>
+            </w:r>
+            <w:proofErr w:type="spellStart"/>
+            <w:r>
+              <w:rPr>
+                <w:sz w:val="20"/>
+                <w:szCs w:val="20"/>
+              </w:rPr>
+              <w:t>mendapat</w:t>
+            </w:r>
+            <w:proofErr w:type="spellEnd"/>
+            <w:r>
+              <w:rPr>
+                <w:sz w:val="20"/>
+                <w:szCs w:val="20"/>
+              </w:rPr>
+              <w:t xml:space="preserve"> </w:t>
+            </w:r>
+            <w:proofErr w:type="spellStart"/>
+            <w:r>
+              <w:rPr>
+                <w:sz w:val="20"/>
+                <w:szCs w:val="20"/>
+              </w:rPr>
+              <w:t>rugi</w:t>
+            </w:r>
+            <w:proofErr w:type="spellEnd"/>
+            <w:r>
+              <w:rPr>
+                <w:sz w:val="20"/>
+                <w:szCs w:val="20"/>
+              </w:rPr>
+              <w:t xml:space="preserve"> </w:t>
+            </w:r>
+            <w:proofErr w:type="spellStart"/>
+            <w:r>
+              <w:rPr>
+                <w:sz w:val="20"/>
+                <w:szCs w:val="20"/>
+              </w:rPr>
+              <w:t>akibat</w:t>
+            </w:r>
+            <w:proofErr w:type="spellEnd"/>
+            <w:r>
+              <w:rPr>
+                <w:sz w:val="20"/>
+                <w:szCs w:val="20"/>
+              </w:rPr>
+              <w:t xml:space="preserve"> </w:t>
+            </w:r>
+            <w:proofErr w:type="spellStart"/>
+            <w:r>
+              <w:rPr>
+                <w:sz w:val="20"/>
+                <w:szCs w:val="20"/>
+              </w:rPr>
+              <w:t>kesalahan</w:t>
+            </w:r>
+            <w:proofErr w:type="spellEnd"/>
+            <w:r>
+              <w:rPr>
+                <w:sz w:val="20"/>
+                <w:szCs w:val="20"/>
+              </w:rPr>
+              <w:t xml:space="preserve">, </w:t>
+            </w:r>
+            <w:proofErr w:type="spellStart"/>
+            <w:r>
+              <w:rPr>
+                <w:sz w:val="20"/>
+                <w:szCs w:val="20"/>
+              </w:rPr>
+              <w:t>kealpaannya</w:t>
+            </w:r>
+            <w:proofErr w:type="spellEnd"/>
+            <w:r>
+              <w:rPr>
+                <w:sz w:val="20"/>
+                <w:szCs w:val="20"/>
+              </w:rPr>
+              <w:t>.</w:t>
             </w:r>
           </w:p>
         </w:tc>
@@ -4347,7 +5072,7 @@
       </w:pPr>
     </w:p>
     <w:sectPr>
-      <w:headerReference w:type="default" r:id="rId8"/>
+      <w:headerReference w:type="default" r:id="rId9"/>
       <w:pgSz w:w="11906" w:h="16838" w:code="9"/>
       <w:pgMar w:top="567" w:right="567" w:bottom="567" w:left="567" w:header="709" w:footer="0" w:gutter="0"/>
       <w:cols w:space="708"/>
@@ -4473,6 +5198,16 @@
         </wp:anchor>
       </w:drawing>
     </w:r>
+  </w:p>
+</w:hdr>
+</file>
+
+<file path=word/header2.xml><?xml version="1.0" encoding="utf-8"?>
+<w:hdr xmlns:wpc="http://schemas.microsoft.com/office/word/2010/wordprocessingCanvas" xmlns:cx="http://schemas.microsoft.com/office/drawing/2014/chartex" xmlns:cx1="http://schemas.microsoft.com/office/drawing/2015/9/8/chartex" xmlns:cx2="http://schemas.microsoft.com/office/drawing/2015/10/21/chartex" xmlns:cx3="http://schemas.microsoft.com/office/drawing/2016/5/9/chartex" xmlns:cx4="http://schemas.microsoft.com/office/drawing/2016/5/10/chartex" xmlns:cx5="http://schemas.microsoft.com/office/drawing/2016/5/11/chartex" xmlns:cx6="http://schemas.microsoft.com/office/drawing/2016/5/12/chartex" xmlns:cx7="http://schemas.microsoft.com/office/drawing/2016/5/13/chartex" xmlns:cx8="http://schemas.microsoft.com/office/drawing/2016/5/14/chartex" xmlns:mc="http://schemas.openxmlformats.org/markup-compatibility/2006" xmlns:aink="http://schemas.microsoft.com/office/drawing/2016/ink" xmlns:am3d="http://schemas.microsoft.com/office/drawing/2017/model3d" xmlns:o="urn:schemas-microsoft-com:office:office" xmlns:oel="http://schemas.microsoft.com/office/2019/extlst" xmlns:r="http://schemas.openxmlformats.org/officeDocument/2006/relationships" xmlns:m="http://schemas.openxmlformats.org/officeDocument/2006/math" xmlns:v="urn:schemas-microsoft-com:vml" xmlns:wp14="http://schemas.microsoft.com/office/word/2010/wordprocessingDrawing" xmlns:wp="http://schemas.openxmlformats.org/drawingml/2006/wordprocessingDrawing" xmlns:w10="urn:schemas-microsoft-com:office:word" xmlns:w="http://schemas.openxmlformats.org/wordprocessingml/2006/main" xmlns:w14="http://schemas.microsoft.com/office/word/2010/wordml" xmlns:w15="http://schemas.microsoft.com/office/word/2012/wordml" xmlns:w16cex="http://schemas.microsoft.com/office/word/2018/wordml/cex" xmlns:w16cid="http://schemas.microsoft.com/office/word/2016/wordml/cid" xmlns:w16="http://schemas.microsoft.com/office/word/2018/wordml" xmlns:w16du="http://schemas.microsoft.com/office/word/2023/wordml/word16du" xmlns:w16sdtdh="http://schemas.microsoft.com/office/word/2020/wordml/sdtdatahash" xmlns:w16sdtfl="http://schemas.microsoft.com/office/word/2024/wordml/sdtformatlock" xmlns:w16se="http://schemas.microsoft.com/office/word/2015/wordml/symex" xmlns:wpg="http://schemas.microsoft.com/office/word/2010/wordprocessingGroup" xmlns:wpi="http://schemas.microsoft.com/office/word/2010/wordprocessingInk" xmlns:wne="http://schemas.microsoft.com/office/word/2006/wordml" xmlns:wps="http://schemas.microsoft.com/office/word/2010/wordprocessingShape" mc:Ignorable="w14 w15 w16se w16cid w16 w16cex w16sdtdh w16sdtfl w16du wp14">
+  <w:p>
+    <w:pPr>
+      <w:pStyle w:val="Header"/>
+    </w:pPr>
   </w:p>
 </w:hdr>
 </file>

--- a/LEMBAR_SPPD.docx
+++ b/LEMBAR_SPPD.docx
@@ -333,7 +333,8 @@
       <w:tblGrid>
         <w:gridCol w:w="562"/>
         <w:gridCol w:w="4395"/>
-        <w:gridCol w:w="5953"/>
+        <w:gridCol w:w="2976"/>
+        <w:gridCol w:w="2977"/>
       </w:tblGrid>
       <w:tr>
         <w:tc>
@@ -389,6 +390,7 @@
         <w:tc>
           <w:tcPr>
             <w:tcW w:w="5953" w:type="dxa"/>
+            <w:gridSpan w:val="2"/>
             <w:vAlign w:val="center"/>
           </w:tcPr>
           <w:p>
@@ -485,6 +487,7 @@
         <w:tc>
           <w:tcPr>
             <w:tcW w:w="5953" w:type="dxa"/>
+            <w:gridSpan w:val="2"/>
             <w:vAlign w:val="center"/>
           </w:tcPr>
           <w:p>
@@ -634,6 +637,7 @@
         <w:tc>
           <w:tcPr>
             <w:tcW w:w="5953" w:type="dxa"/>
+            <w:gridSpan w:val="2"/>
             <w:vAlign w:val="center"/>
           </w:tcPr>
           <w:p>
@@ -811,6 +815,7 @@
         <w:tc>
           <w:tcPr>
             <w:tcW w:w="5953" w:type="dxa"/>
+            <w:gridSpan w:val="2"/>
             <w:vAlign w:val="center"/>
           </w:tcPr>
           <w:p>
@@ -864,21 +869,37 @@
                 <w:sz w:val="20"/>
                 <w:szCs w:val="20"/>
               </w:rPr>
-              <w:t xml:space="preserve"> {assignments</w:t>
-            </w:r>
-            <w:r>
-              <w:rPr>
-                <w:sz w:val="20"/>
-                <w:szCs w:val="20"/>
-              </w:rPr>
-              <w:t xml:space="preserve"> - date</w:t>
-            </w:r>
-            <w:r>
-              <w:rPr>
-                <w:sz w:val="20"/>
-                <w:szCs w:val="20"/>
-              </w:rPr>
-              <w:t>}</w:t>
+              <w:t xml:space="preserve"> </w:t>
+            </w:r>
+            <w:r>
+              <w:rPr>
+                <w:sz w:val="20"/>
+                <w:szCs w:val="20"/>
+              </w:rPr>
+              <w:t>{assignments - date}</w:t>
+            </w:r>
+            <w:r>
+              <w:rPr>
+                <w:sz w:val="20"/>
+                <w:szCs w:val="20"/>
+              </w:rPr>
+              <w:t xml:space="preserve"> s/d {assignments – date} + {assignments – </w:t>
+            </w:r>
+            <w:proofErr w:type="spellStart"/>
+            <w:r>
+              <w:rPr>
+                <w:sz w:val="20"/>
+                <w:szCs w:val="20"/>
+              </w:rPr>
+              <w:t>day_count</w:t>
+            </w:r>
+            <w:proofErr w:type="spellEnd"/>
+            <w:r>
+              <w:rPr>
+                <w:sz w:val="20"/>
+                <w:szCs w:val="20"/>
+              </w:rPr>
+              <w:t xml:space="preserve"> - 1} {years - now()}</w:t>
             </w:r>
             <w:r>
               <w:rPr>
@@ -967,6 +988,7 @@
         <w:tc>
           <w:tcPr>
             <w:tcW w:w="5953" w:type="dxa"/>
+            <w:gridSpan w:val="2"/>
             <w:vAlign w:val="center"/>
           </w:tcPr>
           <w:p>
@@ -1072,6 +1094,7 @@
         <w:tc>
           <w:tcPr>
             <w:tcW w:w="5953" w:type="dxa"/>
+            <w:gridSpan w:val="2"/>
             <w:vAlign w:val="center"/>
           </w:tcPr>
           <w:p>
@@ -1231,6 +1254,7 @@
         <w:tc>
           <w:tcPr>
             <w:tcW w:w="5953" w:type="dxa"/>
+            <w:gridSpan w:val="2"/>
             <w:vAlign w:val="center"/>
           </w:tcPr>
           <w:p>
@@ -1336,15 +1360,7 @@
                 <w:sz w:val="20"/>
                 <w:szCs w:val="20"/>
               </w:rPr>
-              <w:t>boarding_</w:t>
-            </w:r>
-            <w:proofErr w:type="gramStart"/>
-            <w:r>
-              <w:rPr>
-                <w:sz w:val="20"/>
-                <w:szCs w:val="20"/>
-              </w:rPr>
-              <w:t>date</w:t>
+              <w:t>boarding_date</w:t>
             </w:r>
             <w:proofErr w:type="spellEnd"/>
             <w:r>
@@ -1361,7 +1377,6 @@
               </w:rPr>
               <w:t>+</w:t>
             </w:r>
-            <w:proofErr w:type="gramEnd"/>
             <w:r>
               <w:rPr>
                 <w:sz w:val="20"/>
@@ -1396,9 +1411,13 @@
         </w:tc>
       </w:tr>
       <w:tr>
+        <w:trPr>
+          <w:trHeight w:val="407"/>
+        </w:trPr>
         <w:tc>
           <w:tcPr>
             <w:tcW w:w="562" w:type="dxa"/>
+            <w:vMerge w:val="restart"/>
             <w:vAlign w:val="center"/>
           </w:tcPr>
           <w:p>
@@ -1424,6 +1443,7 @@
         <w:tc>
           <w:tcPr>
             <w:tcW w:w="4395" w:type="dxa"/>
+            <w:vMerge w:val="restart"/>
             <w:vAlign w:val="center"/>
           </w:tcPr>
           <w:p>
@@ -1431,44 +1451,189 @@
               <w:spacing w:line="360" w:lineRule="auto"/>
               <w:jc w:val="left"/>
               <w:rPr>
-                <w:sz w:val="20"/>
-                <w:szCs w:val="20"/>
-                <w:lang w:val="sv-SE"/>
-              </w:rPr>
-            </w:pPr>
-            <w:r>
-              <w:rPr>
-                <w:sz w:val="20"/>
-                <w:szCs w:val="20"/>
-                <w:lang w:val="sv-SE"/>
-              </w:rPr>
-              <w:t>Pengikut :</w:t>
-            </w:r>
-          </w:p>
-          <w:p>
-            <w:pPr>
+                <w:sz w:val="18"/>
+                <w:szCs w:val="18"/>
+                <w:lang w:val="sv-SE"/>
+              </w:rPr>
+            </w:pPr>
+            <w:r>
+              <w:rPr>
+                <w:sz w:val="18"/>
+                <w:szCs w:val="18"/>
+                <w:lang w:val="sv-SE"/>
+              </w:rPr>
+              <w:t>Pengikut :        Nama</w:t>
+            </w:r>
+          </w:p>
+          <w:p>
+            <w:pPr>
+              <w:pStyle w:val="ListParagraph"/>
+              <w:numPr>
+                <w:ilvl w:val="0"/>
+                <w:numId w:val="10"/>
+              </w:numPr>
               <w:spacing w:line="360" w:lineRule="auto"/>
               <w:jc w:val="left"/>
               <w:rPr>
-                <w:sz w:val="20"/>
-                <w:szCs w:val="20"/>
-                <w:lang w:val="sv-SE"/>
-              </w:rPr>
-            </w:pPr>
-          </w:p>
-        </w:tc>
-        <w:tc>
-          <w:tcPr>
-            <w:tcW w:w="5953" w:type="dxa"/>
-            <w:vAlign w:val="center"/>
-          </w:tcPr>
-          <w:p>
-            <w:pPr>
+                <w:sz w:val="18"/>
+                <w:szCs w:val="18"/>
+                <w:lang w:val="sv-SE"/>
+              </w:rPr>
+            </w:pPr>
+          </w:p>
+          <w:p>
+            <w:pPr>
+              <w:pStyle w:val="ListParagraph"/>
+              <w:numPr>
+                <w:ilvl w:val="0"/>
+                <w:numId w:val="10"/>
+              </w:numPr>
               <w:spacing w:line="360" w:lineRule="auto"/>
               <w:jc w:val="left"/>
               <w:rPr>
-                <w:sz w:val="20"/>
-                <w:szCs w:val="20"/>
+                <w:sz w:val="18"/>
+                <w:szCs w:val="18"/>
+                <w:lang w:val="sv-SE"/>
+              </w:rPr>
+            </w:pPr>
+          </w:p>
+          <w:p>
+            <w:pPr>
+              <w:pStyle w:val="ListParagraph"/>
+              <w:numPr>
+                <w:ilvl w:val="0"/>
+                <w:numId w:val="10"/>
+              </w:numPr>
+              <w:spacing w:line="360" w:lineRule="auto"/>
+              <w:jc w:val="left"/>
+              <w:rPr>
+                <w:sz w:val="18"/>
+                <w:szCs w:val="18"/>
+                <w:lang w:val="sv-SE"/>
+              </w:rPr>
+            </w:pPr>
+          </w:p>
+        </w:tc>
+        <w:tc>
+          <w:tcPr>
+            <w:tcW w:w="2976" w:type="dxa"/>
+            <w:vAlign w:val="center"/>
+          </w:tcPr>
+          <w:p>
+            <w:pPr>
+              <w:spacing w:line="360" w:lineRule="auto"/>
+              <w:jc w:val="center"/>
+              <w:rPr>
+                <w:sz w:val="18"/>
+                <w:szCs w:val="18"/>
+                <w:lang w:val="sv-SE"/>
+              </w:rPr>
+            </w:pPr>
+            <w:r>
+              <w:rPr>
+                <w:sz w:val="18"/>
+                <w:szCs w:val="18"/>
+                <w:lang w:val="sv-SE"/>
+              </w:rPr>
+              <w:t>Tanggal Lahir</w:t>
+            </w:r>
+          </w:p>
+        </w:tc>
+        <w:tc>
+          <w:tcPr>
+            <w:tcW w:w="2977" w:type="dxa"/>
+            <w:vAlign w:val="center"/>
+          </w:tcPr>
+          <w:p>
+            <w:pPr>
+              <w:spacing w:line="360" w:lineRule="auto"/>
+              <w:jc w:val="center"/>
+              <w:rPr>
+                <w:sz w:val="18"/>
+                <w:szCs w:val="18"/>
+                <w:lang w:val="sv-SE"/>
+              </w:rPr>
+            </w:pPr>
+            <w:r>
+              <w:rPr>
+                <w:sz w:val="18"/>
+                <w:szCs w:val="18"/>
+                <w:lang w:val="sv-SE"/>
+              </w:rPr>
+              <w:t>Keterangan</w:t>
+            </w:r>
+          </w:p>
+        </w:tc>
+      </w:tr>
+      <w:tr>
+        <w:trPr>
+          <w:trHeight w:val="406"/>
+        </w:trPr>
+        <w:tc>
+          <w:tcPr>
+            <w:tcW w:w="562" w:type="dxa"/>
+            <w:vMerge/>
+            <w:vAlign w:val="center"/>
+          </w:tcPr>
+          <w:p>
+            <w:pPr>
+              <w:spacing w:line="360" w:lineRule="auto"/>
+              <w:jc w:val="left"/>
+              <w:rPr>
+                <w:sz w:val="20"/>
+                <w:szCs w:val="20"/>
+                <w:lang w:val="sv-SE"/>
+              </w:rPr>
+            </w:pPr>
+          </w:p>
+        </w:tc>
+        <w:tc>
+          <w:tcPr>
+            <w:tcW w:w="4395" w:type="dxa"/>
+            <w:vMerge/>
+            <w:vAlign w:val="center"/>
+          </w:tcPr>
+          <w:p>
+            <w:pPr>
+              <w:spacing w:line="360" w:lineRule="auto"/>
+              <w:jc w:val="left"/>
+              <w:rPr>
+                <w:sz w:val="18"/>
+                <w:szCs w:val="18"/>
+                <w:lang w:val="sv-SE"/>
+              </w:rPr>
+            </w:pPr>
+          </w:p>
+        </w:tc>
+        <w:tc>
+          <w:tcPr>
+            <w:tcW w:w="2976" w:type="dxa"/>
+            <w:vAlign w:val="center"/>
+          </w:tcPr>
+          <w:p>
+            <w:pPr>
+              <w:spacing w:line="360" w:lineRule="auto"/>
+              <w:jc w:val="left"/>
+              <w:rPr>
+                <w:sz w:val="18"/>
+                <w:szCs w:val="18"/>
+                <w:lang w:val="sv-SE"/>
+              </w:rPr>
+            </w:pPr>
+          </w:p>
+        </w:tc>
+        <w:tc>
+          <w:tcPr>
+            <w:tcW w:w="2977" w:type="dxa"/>
+            <w:vAlign w:val="center"/>
+          </w:tcPr>
+          <w:p>
+            <w:pPr>
+              <w:spacing w:line="360" w:lineRule="auto"/>
+              <w:jc w:val="left"/>
+              <w:rPr>
+                <w:sz w:val="18"/>
+                <w:szCs w:val="18"/>
                 <w:lang w:val="sv-SE"/>
               </w:rPr>
             </w:pPr>
@@ -1580,6 +1745,7 @@
         <w:tc>
           <w:tcPr>
             <w:tcW w:w="5953" w:type="dxa"/>
+            <w:gridSpan w:val="2"/>
             <w:vAlign w:val="center"/>
           </w:tcPr>
           <w:p>
@@ -1734,6 +1900,7 @@
         <w:tc>
           <w:tcPr>
             <w:tcW w:w="5953" w:type="dxa"/>
+            <w:gridSpan w:val="2"/>
             <w:vAlign w:val="center"/>
           </w:tcPr>
           <w:p>
@@ -2757,7 +2924,6 @@
               <w:t xml:space="preserve">MULYONO, </w:t>
             </w:r>
             <w:proofErr w:type="spellStart"/>
-            <w:proofErr w:type="gramStart"/>
             <w:r>
               <w:rPr>
                 <w:b/>
@@ -2769,7 +2935,6 @@
               <w:t>S.Kom</w:t>
             </w:r>
             <w:proofErr w:type="spellEnd"/>
-            <w:proofErr w:type="gramEnd"/>
             <w:r>
               <w:rPr>
                 <w:b/>
@@ -3339,15 +3504,7 @@
                 <w:sz w:val="20"/>
                 <w:szCs w:val="20"/>
               </w:rPr>
-              <w:t>boarding_</w:t>
-            </w:r>
-            <w:proofErr w:type="gramStart"/>
-            <w:r>
-              <w:rPr>
-                <w:sz w:val="20"/>
-                <w:szCs w:val="20"/>
-              </w:rPr>
-              <w:t>date</w:t>
+              <w:t>boarding_date</w:t>
             </w:r>
             <w:proofErr w:type="spellEnd"/>
             <w:r>
@@ -3355,15 +3512,7 @@
                 <w:sz w:val="20"/>
                 <w:szCs w:val="20"/>
               </w:rPr>
-              <w:t>}+</w:t>
-            </w:r>
-            <w:proofErr w:type="gramEnd"/>
-            <w:r>
-              <w:rPr>
-                <w:sz w:val="20"/>
-                <w:szCs w:val="20"/>
-              </w:rPr>
-              <w:t xml:space="preserve">{assignments – </w:t>
+              <w:t xml:space="preserve">}+{assignments – </w:t>
             </w:r>
             <w:proofErr w:type="spellStart"/>
             <w:r>
@@ -4164,15 +4313,7 @@
                 <w:sz w:val="20"/>
                 <w:szCs w:val="20"/>
               </w:rPr>
-              <w:t xml:space="preserve">{assignments - </w:t>
-            </w:r>
-            <w:proofErr w:type="gramStart"/>
-            <w:r>
-              <w:rPr>
-                <w:sz w:val="20"/>
-                <w:szCs w:val="20"/>
-              </w:rPr>
-              <w:t>date}</w:t>
+              <w:t>{assignments - date}</w:t>
             </w:r>
             <w:r>
               <w:rPr>
@@ -4181,7 +4322,6 @@
               </w:rPr>
               <w:t>+</w:t>
             </w:r>
-            <w:proofErr w:type="gramEnd"/>
             <w:r>
               <w:rPr>
                 <w:sz w:val="20"/>
@@ -6015,6 +6155,95 @@
       </w:pPr>
     </w:lvl>
   </w:abstractNum>
+  <w:abstractNum w:abstractNumId="9" w15:restartNumberingAfterBreak="0">
+    <w:nsid w:val="7C4004AB"/>
+    <w:multiLevelType w:val="hybridMultilevel"/>
+    <w:tmpl w:val="5968697E"/>
+    <w:lvl w:ilvl="0" w:tplc="3809000F">
+      <w:start w:val="1"/>
+      <w:numFmt w:val="decimal"/>
+      <w:lvlText w:val="%1."/>
+      <w:lvlJc w:val="left"/>
+      <w:pPr>
+        <w:ind w:left="720" w:hanging="360"/>
+      </w:pPr>
+      <w:rPr>
+        <w:rFonts w:hint="default"/>
+      </w:rPr>
+    </w:lvl>
+    <w:lvl w:ilvl="1" w:tplc="38090019" w:tentative="1">
+      <w:start w:val="1"/>
+      <w:numFmt w:val="lowerLetter"/>
+      <w:lvlText w:val="%2."/>
+      <w:lvlJc w:val="left"/>
+      <w:pPr>
+        <w:ind w:left="1440" w:hanging="360"/>
+      </w:pPr>
+    </w:lvl>
+    <w:lvl w:ilvl="2" w:tplc="3809001B" w:tentative="1">
+      <w:start w:val="1"/>
+      <w:numFmt w:val="lowerRoman"/>
+      <w:lvlText w:val="%3."/>
+      <w:lvlJc w:val="right"/>
+      <w:pPr>
+        <w:ind w:left="2160" w:hanging="180"/>
+      </w:pPr>
+    </w:lvl>
+    <w:lvl w:ilvl="3" w:tplc="3809000F" w:tentative="1">
+      <w:start w:val="1"/>
+      <w:numFmt w:val="decimal"/>
+      <w:lvlText w:val="%4."/>
+      <w:lvlJc w:val="left"/>
+      <w:pPr>
+        <w:ind w:left="2880" w:hanging="360"/>
+      </w:pPr>
+    </w:lvl>
+    <w:lvl w:ilvl="4" w:tplc="38090019" w:tentative="1">
+      <w:start w:val="1"/>
+      <w:numFmt w:val="lowerLetter"/>
+      <w:lvlText w:val="%5."/>
+      <w:lvlJc w:val="left"/>
+      <w:pPr>
+        <w:ind w:left="3600" w:hanging="360"/>
+      </w:pPr>
+    </w:lvl>
+    <w:lvl w:ilvl="5" w:tplc="3809001B" w:tentative="1">
+      <w:start w:val="1"/>
+      <w:numFmt w:val="lowerRoman"/>
+      <w:lvlText w:val="%6."/>
+      <w:lvlJc w:val="right"/>
+      <w:pPr>
+        <w:ind w:left="4320" w:hanging="180"/>
+      </w:pPr>
+    </w:lvl>
+    <w:lvl w:ilvl="6" w:tplc="3809000F" w:tentative="1">
+      <w:start w:val="1"/>
+      <w:numFmt w:val="decimal"/>
+      <w:lvlText w:val="%7."/>
+      <w:lvlJc w:val="left"/>
+      <w:pPr>
+        <w:ind w:left="5040" w:hanging="360"/>
+      </w:pPr>
+    </w:lvl>
+    <w:lvl w:ilvl="7" w:tplc="38090019" w:tentative="1">
+      <w:start w:val="1"/>
+      <w:numFmt w:val="lowerLetter"/>
+      <w:lvlText w:val="%8."/>
+      <w:lvlJc w:val="left"/>
+      <w:pPr>
+        <w:ind w:left="5760" w:hanging="360"/>
+      </w:pPr>
+    </w:lvl>
+    <w:lvl w:ilvl="8" w:tplc="3809001B" w:tentative="1">
+      <w:start w:val="1"/>
+      <w:numFmt w:val="lowerRoman"/>
+      <w:lvlText w:val="%9."/>
+      <w:lvlJc w:val="right"/>
+      <w:pPr>
+        <w:ind w:left="6480" w:hanging="180"/>
+      </w:pPr>
+    </w:lvl>
+  </w:abstractNum>
   <w:num w:numId="1" w16cid:durableId="736779569">
     <w:abstractNumId w:val="6"/>
   </w:num>
@@ -6041,6 +6270,9 @@
   </w:num>
   <w:num w:numId="9" w16cid:durableId="1612979477">
     <w:abstractNumId w:val="5"/>
+  </w:num>
+  <w:num w:numId="10" w16cid:durableId="749236899">
+    <w:abstractNumId w:val="9"/>
   </w:num>
 </w:numbering>
 </file>
